--- a/docs/전달용/보고서_분담/초안_GPS.docx
+++ b/docs/전달용/보고서_분담/초안_GPS.docx
@@ -633,7 +633,7 @@
                 <w:sz w:val="16"/>
                 <w:szCs w:val="16"/>
               </w:rPr>
-              <w:t xml:space="preserve">[근거: src/north_goal_angle/north_goal_angle/north_goal_angle.py:153-161]</w:t>
+              <w:t xml:space="preserve">[근거: src/north_goal_angle/north_goal_angle/north_goal_angle.py:164-172]</w:t>
             </w:r>
             <w:r>
               <w:rPr>
@@ -931,7 +931,7 @@
           <w:sz w:val="16"/>
           <w:szCs w:val="16"/>
         </w:rPr>
-        <w:t xml:space="preserve">[근거: src/north_goal_angle/north_goal_angle/north_goal_angle.py:154-158]</w:t>
+        <w:t xml:space="preserve">[근거: src/north_goal_angle/north_goal_angle/north_goal_angle.py:165-169]</w:t>
       </w:r>
       <w:r>
         <w:rPr>
@@ -978,7 +978,7 @@
           <w:sz w:val="16"/>
           <w:szCs w:val="16"/>
         </w:rPr>
-        <w:t xml:space="preserve">[근거: src/north_goal_angle/north_goal_angle/north_goal_angle.py:359-388]</w:t>
+        <w:t xml:space="preserve">[근거: src/north_goal_angle/north_goal_angle/north_goal_angle.py:392-421]</w:t>
       </w:r>
       <w:r>
         <w:rPr>
@@ -995,7 +995,7 @@
           <w:sz w:val="16"/>
           <w:szCs w:val="16"/>
         </w:rPr>
-        <w:t xml:space="preserve">[근거: src/north_goal_angle/north_goal_angle/north_goal_angle.py:285-288]</w:t>
+        <w:t xml:space="preserve">[근거: src/north_goal_angle/north_goal_angle/north_goal_angle.py:318-321]</w:t>
       </w:r>
       <w:r>
         <w:rPr>
@@ -4055,7 +4055,7 @@
                 <w:sz w:val="16"/>
                 <w:szCs w:val="16"/>
               </w:rPr>
-              <w:t xml:space="preserve">[근거: src/north_goal_angle/north_goal_angle/north_goal_angle.py:100]</w:t>
+              <w:t xml:space="preserve">[근거: src/north_goal_angle/north_goal_angle/north_goal_angle.py:103]</w:t>
             </w:r>
             <w:r>
               <w:rPr>
@@ -4072,7 +4072,7 @@
                 <w:sz w:val="16"/>
                 <w:szCs w:val="16"/>
               </w:rPr>
-              <w:t xml:space="preserve">[근거: src/north_goal_angle/north_goal_angle/north_goal_angle.py:161]</w:t>
+              <w:t xml:space="preserve">[근거: src/north_goal_angle/north_goal_angle/north_goal_angle.py:172]</w:t>
             </w:r>
           </w:p>
         </w:tc>
@@ -4253,7 +4253,7 @@
                 <w:sz w:val="16"/>
                 <w:szCs w:val="16"/>
               </w:rPr>
-              <w:t xml:space="preserve">[근거: src/north_goal_angle/north_goal_angle/north_goal_angle.py:162]</w:t>
+              <w:t xml:space="preserve">[근거: src/north_goal_angle/north_goal_angle/north_goal_angle.py:173]</w:t>
             </w:r>
           </w:p>
         </w:tc>
@@ -4434,7 +4434,7 @@
                 <w:sz w:val="16"/>
                 <w:szCs w:val="16"/>
               </w:rPr>
-              <w:t xml:space="preserve">[근거: src/north_goal_angle/north_goal_angle/north_goal_angle.py:164]</w:t>
+              <w:t xml:space="preserve">[근거: src/north_goal_angle/north_goal_angle/north_goal_angle.py:175]</w:t>
             </w:r>
           </w:p>
         </w:tc>
@@ -4623,7 +4623,7 @@
                 <w:sz w:val="16"/>
                 <w:szCs w:val="16"/>
               </w:rPr>
-              <w:t xml:space="preserve">[근거: src/north_goal_angle/north_goal_angle/north_goal_angle.py:383]</w:t>
+              <w:t xml:space="preserve">[근거: src/north_goal_angle/north_goal_angle/north_goal_angle.py:416]</w:t>
             </w:r>
             <w:r>
               <w:rPr>
@@ -4829,7 +4829,7 @@
                 <w:sz w:val="16"/>
                 <w:szCs w:val="16"/>
               </w:rPr>
-              <w:t xml:space="preserve">[근거: src/north_goal_angle/north_goal_angle/north_goal_angle.py:390]</w:t>
+              <w:t xml:space="preserve">[근거: src/north_goal_angle/north_goal_angle/north_goal_angle.py:423]</w:t>
             </w:r>
             <w:r>
               <w:rPr>
@@ -5035,7 +5035,7 @@
                 <w:sz w:val="16"/>
                 <w:szCs w:val="16"/>
               </w:rPr>
-              <w:t xml:space="preserve">[근거: src/north_goal_angle/north_goal_angle/north_goal_angle.py:395-396]</w:t>
+              <w:t xml:space="preserve">[근거: src/north_goal_angle/north_goal_angle/north_goal_angle.py:428-429]</w:t>
             </w:r>
             <w:r>
               <w:rPr>
@@ -5233,7 +5233,7 @@
                 <w:sz w:val="16"/>
                 <w:szCs w:val="16"/>
               </w:rPr>
-              <w:t xml:space="preserve">[근거: src/north_goal_angle/north_goal_angle/north_goal_angle.py:352]</w:t>
+              <w:t xml:space="preserve">[근거: src/north_goal_angle/north_goal_angle/north_goal_angle.py:385]</w:t>
             </w:r>
             <w:r>
               <w:rPr>
@@ -6316,7 +6316,7 @@
           <w:sz w:val="16"/>
           <w:szCs w:val="16"/>
         </w:rPr>
-        <w:t xml:space="preserve">[근거: src/north_goal_angle/north_goal_angle/north_goal_angle.py:230-234]</w:t>
+        <w:t xml:space="preserve">[근거: src/north_goal_angle/north_goal_angle/north_goal_angle.py:263-267]</w:t>
       </w:r>
       <w:r>
         <w:rPr>
@@ -6433,7 +6433,7 @@
           <w:sz w:val="16"/>
           <w:szCs w:val="16"/>
         </w:rPr>
-        <w:t xml:space="preserve">[근거: src/north_goal_angle/north_goal_angle/north_goal_angle.py:238]</w:t>
+        <w:t xml:space="preserve">[근거: src/north_goal_angle/north_goal_angle/north_goal_angle.py:271]</w:t>
       </w:r>
       <w:r>
         <w:rPr>
@@ -6606,7 +6606,7 @@
           <w:sz w:val="16"/>
           <w:szCs w:val="16"/>
         </w:rPr>
-        <w:t xml:space="preserve">[근거: src/north_goal_angle/north_goal_angle/north_goal_angle.py:236-244]</w:t>
+        <w:t xml:space="preserve">[근거: src/north_goal_angle/north_goal_angle/north_goal_angle.py:269-277]</w:t>
       </w:r>
       <w:r>
         <w:rPr>
@@ -6800,7 +6800,7 @@
           <w:sz w:val="16"/>
           <w:szCs w:val="16"/>
         </w:rPr>
-        <w:t xml:space="preserve">[근거: src/north_goal_angle/north_goal_angle/north_goal_angle.py:194-218]</w:t>
+        <w:t xml:space="preserve">[근거: src/north_goal_angle/north_goal_angle/north_goal_angle.py:205-229]</w:t>
       </w:r>
       <w:r>
         <w:rPr>
@@ -7247,7 +7247,7 @@
           <w:sz w:val="16"/>
           <w:szCs w:val="16"/>
         </w:rPr>
-        <w:t xml:space="preserve">[근거: src/north_goal_angle/north_goal_angle/north_goal_angle.py:380-382]</w:t>
+        <w:t xml:space="preserve">[근거: src/north_goal_angle/north_goal_angle/north_goal_angle.py:413-415]</w:t>
       </w:r>
       <w:r>
         <w:rPr>
@@ -7294,7 +7294,7 @@
           <w:sz w:val="16"/>
           <w:szCs w:val="16"/>
         </w:rPr>
-        <w:t xml:space="preserve">[근거: src/north_goal_angle/north_goal_angle/north_goal_angle.py:366-368]</w:t>
+        <w:t xml:space="preserve">[근거: src/north_goal_angle/north_goal_angle/north_goal_angle.py:399-401]</w:t>
       </w:r>
       <w:r>
         <w:rPr>
@@ -7311,7 +7311,7 @@
           <w:sz w:val="16"/>
           <w:szCs w:val="16"/>
         </w:rPr>
-        <w:t xml:space="preserve">[근거: src/north_goal_angle/north_goal_angle/north_goal_angle.py:450-451]</w:t>
+        <w:t xml:space="preserve">[근거: src/north_goal_angle/north_goal_angle/north_goal_angle.py:481-482]</w:t>
       </w:r>
       <w:r>
         <w:rPr>
@@ -7345,7 +7345,7 @@
           <w:sz w:val="16"/>
           <w:szCs w:val="16"/>
         </w:rPr>
-        <w:t xml:space="preserve">[근거: src/north_goal_angle/north_goal_angle/north_goal_angle.py:440-456]</w:t>
+        <w:t xml:space="preserve">[근거: src/north_goal_angle/north_goal_angle/north_goal_angle.py:471-487]</w:t>
       </w:r>
       <w:r>
         <w:rPr>
@@ -7383,7 +7383,7 @@
           <w:sz w:val="16"/>
           <w:szCs w:val="16"/>
         </w:rPr>
-        <w:t xml:space="preserve">[근거: src/north_goal_angle/north_goal_angle/north_goal_angle.py:357]</w:t>
+        <w:t xml:space="preserve">[근거: src/north_goal_angle/north_goal_angle/north_goal_angle.py:390]</w:t>
       </w:r>
       <w:r>
         <w:rPr>
@@ -7400,15 +7400,15 @@
           <w:sz w:val="16"/>
           <w:szCs w:val="16"/>
         </w:rPr>
-        <w:t xml:space="preserve">[근거: src/north_goal_angle/north_goal_angle/north_goal_angle.py:390]</w:t>
-      </w:r>
-      <w:r>
-        <w:rPr>
-          <w:rFonts w:ascii="Malgun Gothic" w:cs="Malgun Gothic" w:eastAsia="Malgun Gothic" w:hAnsi="Malgun Gothic"/>
-          <w:sz w:val="20"/>
-          <w:szCs w:val="20"/>
-        </w:rPr>
-        <w:t xml:space="preserve">. 시간 초과는 웨이포인트 순번 3~5 에 90 s, 그 밖의 0~6 에 120 s 이고 7 이후에는 없다 </w:t>
+        <w:t xml:space="preserve">[근거: src/north_goal_angle/north_goal_angle/north_goal_angle.py:423]</w:t>
+      </w:r>
+      <w:r>
+        <w:rPr>
+          <w:rFonts w:ascii="Malgun Gothic" w:cs="Malgun Gothic" w:eastAsia="Malgun Gothic" w:hAnsi="Malgun Gothic"/>
+          <w:sz w:val="20"/>
+          <w:szCs w:val="20"/>
+        </w:rPr>
+        <w:t xml:space="preserve">. 시간 초과는 웨이포인트의 mode 로 정한다. 게이트·위치유지·회피(mode 0·1·2·5)는 WP 하나당 120 s, 부표(3)는 90 s, 도킹(7)은 150 s, 토너먼트(8)는 마지막 WP 라 없다 </w:t>
       </w:r>
       <w:r>
         <w:rPr>
@@ -7417,7 +7417,7 @@
           <w:sz w:val="16"/>
           <w:szCs w:val="16"/>
         </w:rPr>
-        <w:t xml:space="preserve">[근거: src/north_goal_angle/north_goal_angle/north_goal_angle.py:69-70]</w:t>
+        <w:t xml:space="preserve">[근거: src/north_goal_angle/config/north_goal_angle.yaml:29-30]</w:t>
       </w:r>
       <w:r>
         <w:rPr>
@@ -7434,7 +7434,41 @@
           <w:sz w:val="16"/>
           <w:szCs w:val="16"/>
         </w:rPr>
-        <w:t xml:space="preserve">[근거: src/north_goal_angle/north_goal_angle/north_goal_angle.py:418-422]</w:t>
+        <w:t xml:space="preserve">[근거: src/north_goal_angle/north_goal_angle/wp_timeout.py:30-31]</w:t>
+      </w:r>
+      <w:r>
+        <w:rPr>
+          <w:rFonts w:ascii="Malgun Gothic" w:cs="Malgun Gothic" w:eastAsia="Malgun Gothic" w:hAnsi="Malgun Gothic"/>
+          <w:sz w:val="20"/>
+          <w:szCs w:val="20"/>
+        </w:rPr>
+        <w:t xml:space="preserve">. 값이 비었거나 0 이하·NaN·길이 불일치면 출발 전에 노드를 세운다 </w:t>
+      </w:r>
+      <w:r>
+        <w:rPr>
+          <w:rFonts w:ascii="Malgun Gothic" w:cs="Malgun Gothic" w:eastAsia="Malgun Gothic" w:hAnsi="Malgun Gothic"/>
+          <w:color w:val="7F7F7F"/>
+          <w:sz w:val="16"/>
+          <w:szCs w:val="16"/>
+        </w:rPr>
+        <w:t xml:space="preserve">[근거: src/north_goal_angle/north_goal_angle/wp_timeout.py:43-54]</w:t>
+      </w:r>
+      <w:r>
+        <w:rPr>
+          <w:rFonts w:ascii="Malgun Gothic" w:cs="Malgun Gothic" w:eastAsia="Malgun Gothic" w:hAnsi="Malgun Gothic"/>
+          <w:sz w:val="20"/>
+          <w:szCs w:val="20"/>
+        </w:rPr>
+        <w:t xml:space="preserve">. 2026-10-29 이전에는 목록 순번(3~5 → 90 s, ≤6 → 120 s, 7 이후 없음)이라 회피 두 번째 WP 와 도킹에 시간 초과가 없었다 </w:t>
+      </w:r>
+      <w:r>
+        <w:rPr>
+          <w:rFonts w:ascii="Malgun Gothic" w:cs="Malgun Gothic" w:eastAsia="Malgun Gothic" w:hAnsi="Malgun Gothic"/>
+          <w:color w:val="7F7F7F"/>
+          <w:sz w:val="16"/>
+          <w:szCs w:val="16"/>
+        </w:rPr>
+        <w:t xml:space="preserve">[근거: 커밋 b337ad8]</w:t>
       </w:r>
       <w:r>
         <w:rPr>
@@ -7467,7 +7501,7 @@
           <w:sz w:val="16"/>
           <w:szCs w:val="16"/>
         </w:rPr>
-        <w:t xml:space="preserve">[근거: src/north_goal_angle/north_goal_angle/north_goal_angle.py:362-364]</w:t>
+        <w:t xml:space="preserve">[근거: src/north_goal_angle/north_goal_angle/north_goal_angle.py:395-397]</w:t>
       </w:r>
       <w:r>
         <w:rPr>
@@ -7516,7 +7550,7 @@
           <w:sz w:val="16"/>
           <w:szCs w:val="16"/>
         </w:rPr>
-        <w:t xml:space="preserve">[근거: src/north_goal_angle/north_goal_angle/north_goal_angle.py:398-411]</w:t>
+        <w:t xml:space="preserve">[근거: src/north_goal_angle/north_goal_angle/north_goal_angle.py:431-444]</w:t>
       </w:r>
       <w:r>
         <w:rPr>
@@ -7533,7 +7567,7 @@
           <w:sz w:val="16"/>
           <w:szCs w:val="16"/>
         </w:rPr>
-        <w:t xml:space="preserve">[근거: src/north_goal_angle/north_goal_angle/north_goal_angle.py:80-89]</w:t>
+        <w:t xml:space="preserve">[근거: src/north_goal_angle/north_goal_angle/north_goal_angle.py:83-92]</w:t>
       </w:r>
       <w:r>
         <w:rPr>
@@ -7587,7 +7621,7 @@
           <w:sz w:val="16"/>
           <w:szCs w:val="16"/>
         </w:rPr>
-        <w:t xml:space="preserve">[근거: src/north_goal_angle/north_goal_angle/north_goal_angle.py:67]</w:t>
+        <w:t xml:space="preserve">[근거: src/north_goal_angle/north_goal_angle/north_goal_angle.py:71]</w:t>
       </w:r>
       <w:r>
         <w:rPr>
@@ -7604,7 +7638,7 @@
           <w:sz w:val="16"/>
           <w:szCs w:val="16"/>
         </w:rPr>
-        <w:t xml:space="preserve">[근거: src/north_goal_angle/north_goal_angle/north_goal_angle.py:73]</w:t>
+        <w:t xml:space="preserve">[근거: src/north_goal_angle/north_goal_angle/north_goal_angle.py:76]</w:t>
       </w:r>
       <w:r>
         <w:rPr>
@@ -7746,7 +7780,7 @@
           <w:sz w:val="16"/>
           <w:szCs w:val="16"/>
         </w:rPr>
-        <w:t xml:space="preserve">[근거: src/north_goal_angle/north_goal_angle/north_goal_angle.py:93-94]</w:t>
+        <w:t xml:space="preserve">[근거: src/north_goal_angle/north_goal_angle/north_goal_angle.py:96-97]</w:t>
       </w:r>
       <w:r>
         <w:rPr>
@@ -7763,7 +7797,7 @@
           <w:sz w:val="16"/>
           <w:szCs w:val="16"/>
         </w:rPr>
-        <w:t xml:space="preserve">[근거: src/north_goal_angle/north_goal_angle/north_goal_angle.py:273-276]</w:t>
+        <w:t xml:space="preserve">[근거: src/north_goal_angle/north_goal_angle/north_goal_angle.py:306-309]</w:t>
       </w:r>
       <w:r>
         <w:rPr>
@@ -7780,7 +7814,7 @@
           <w:sz w:val="16"/>
           <w:szCs w:val="16"/>
         </w:rPr>
-        <w:t xml:space="preserve">[근거: src/north_goal_angle/north_goal_angle/north_goal_angle.py:489-501]</w:t>
+        <w:t xml:space="preserve">[근거: src/north_goal_angle/north_goal_angle/north_goal_angle.py:520-532]</w:t>
       </w:r>
       <w:r>
         <w:rPr>
@@ -7813,7 +7847,7 @@
           <w:sz w:val="16"/>
           <w:szCs w:val="16"/>
         </w:rPr>
-        <w:t xml:space="preserve">[근거: src/north_goal_angle/north_goal_angle/north_goal_angle.py:319-329]</w:t>
+        <w:t xml:space="preserve">[근거: src/north_goal_angle/north_goal_angle/north_goal_angle.py:352-362]</w:t>
       </w:r>
       <w:r>
         <w:rPr>
@@ -7830,7 +7864,7 @@
           <w:sz w:val="16"/>
           <w:szCs w:val="16"/>
         </w:rPr>
-        <w:t xml:space="preserve">[근거: src/north_goal_angle/north_goal_angle/north_goal_angle.py:460-486]</w:t>
+        <w:t xml:space="preserve">[근거: src/north_goal_angle/north_goal_angle/north_goal_angle.py:491-517]</w:t>
       </w:r>
       <w:r>
         <w:rPr>
@@ -7847,7 +7881,7 @@
           <w:sz w:val="16"/>
           <w:szCs w:val="16"/>
         </w:rPr>
-        <w:t xml:space="preserve">[근거: src/north_goal_angle/north_goal_angle/north_goal_angle.py:132]</w:t>
+        <w:t xml:space="preserve">[근거: src/north_goal_angle/north_goal_angle/north_goal_angle.py:135]</w:t>
       </w:r>
       <w:r>
         <w:rPr>
@@ -7913,7 +7947,7 @@
           <w:sz w:val="16"/>
           <w:szCs w:val="16"/>
         </w:rPr>
-        <w:t xml:space="preserve">[근거: src/north_goal_angle/north_goal_angle/north_goal_angle.py:337-338]</w:t>
+        <w:t xml:space="preserve">[근거: src/north_goal_angle/north_goal_angle/north_goal_angle.py:370-371]</w:t>
       </w:r>
       <w:r>
         <w:rPr>
@@ -7975,7 +8009,7 @@
           <w:sz w:val="16"/>
           <w:szCs w:val="16"/>
         </w:rPr>
-        <w:t xml:space="preserve">[근거: src/north_goal_angle/north_goal_angle/north_goal_angle.py:290-314]</w:t>
+        <w:t xml:space="preserve">[근거: src/north_goal_angle/north_goal_angle/north_goal_angle.py:323-347]</w:t>
       </w:r>
       <w:r>
         <w:rPr>
@@ -7992,7 +8026,7 @@
           <w:sz w:val="16"/>
           <w:szCs w:val="16"/>
         </w:rPr>
-        <w:t xml:space="preserve">[근거: src/north_goal_angle/north_goal_angle/north_goal_angle.py:145-149]</w:t>
+        <w:t xml:space="preserve">[근거: src/north_goal_angle/north_goal_angle/north_goal_angle.py:148-152]</w:t>
       </w:r>
       <w:r>
         <w:rPr>
@@ -8009,7 +8043,7 @@
           <w:sz w:val="16"/>
           <w:szCs w:val="16"/>
         </w:rPr>
-        <w:t xml:space="preserve">[근거: src/north_goal_angle/north_goal_angle/north_goal_angle.py:310]</w:t>
+        <w:t xml:space="preserve">[근거: src/north_goal_angle/north_goal_angle/north_goal_angle.py:343]</w:t>
       </w:r>
       <w:r>
         <w:rPr>
@@ -8026,7 +8060,7 @@
           <w:sz w:val="16"/>
           <w:szCs w:val="16"/>
         </w:rPr>
-        <w:t xml:space="preserve">[근거: src/north_goal_angle/north_goal_angle/north_goal_angle.py:352]</w:t>
+        <w:t xml:space="preserve">[근거: src/north_goal_angle/north_goal_angle/north_goal_angle.py:385]</w:t>
       </w:r>
       <w:r>
         <w:rPr>
@@ -8059,7 +8093,7 @@
           <w:sz w:val="16"/>
           <w:szCs w:val="16"/>
         </w:rPr>
-        <w:t xml:space="preserve">[근거: src/north_goal_angle/north_goal_angle/north_goal_angle.py:341-348]</w:t>
+        <w:t xml:space="preserve">[근거: src/north_goal_angle/north_goal_angle/north_goal_angle.py:374-381]</w:t>
       </w:r>
       <w:r>
         <w:rPr>
@@ -8108,7 +8142,7 @@
           <w:sz w:val="16"/>
           <w:szCs w:val="16"/>
         </w:rPr>
-        <w:t xml:space="preserve">[근거: src/north_goal_angle/config/north_goal_angle.yaml:21-23]</w:t>
+        <w:t xml:space="preserve">[근거: src/north_goal_angle/config/north_goal_angle.yaml:33-35]</w:t>
       </w:r>
       <w:r>
         <w:rPr>
@@ -9250,7 +9284,7 @@
                 <w:sz w:val="20"/>
                 <w:szCs w:val="20"/>
               </w:rPr>
-              <w:t xml:space="preserve">src/north_goal_angle/config/north_goal_angle.yaml:23</w:t>
+              <w:t xml:space="preserve">src/north_goal_angle/config/north_goal_angle.yaml:35</w:t>
             </w:r>
           </w:p>
         </w:tc>
@@ -9392,7 +9426,7 @@
                 <w:sz w:val="20"/>
                 <w:szCs w:val="20"/>
               </w:rPr>
-              <w:t xml:space="preserve">src/north_goal_angle/config/north_goal_angle.yaml:28-30</w:t>
+              <w:t xml:space="preserve">src/north_goal_angle/config/north_goal_angle.yaml:40-42</w:t>
             </w:r>
           </w:p>
         </w:tc>
@@ -9502,7 +9536,7 @@
                 <w:sz w:val="20"/>
                 <w:szCs w:val="20"/>
               </w:rPr>
-              <w:t xml:space="preserve">src/north_goal_angle/config/north_goal_angle.yaml:31</w:t>
+              <w:t xml:space="preserve">src/north_goal_angle/config/north_goal_angle.yaml:43</w:t>
             </w:r>
           </w:p>
         </w:tc>
@@ -9612,7 +9646,7 @@
                 <w:sz w:val="20"/>
                 <w:szCs w:val="20"/>
               </w:rPr>
-              <w:t xml:space="preserve">src/north_goal_angle/config/north_goal_angle.yaml:33</w:t>
+              <w:t xml:space="preserve">src/north_goal_angle/config/north_goal_angle.yaml:45</w:t>
             </w:r>
           </w:p>
         </w:tc>
@@ -9884,92 +9918,108 @@
           <w:p>
             <w:r>
               <w:rPr>
-                <w:rFonts w:ascii="Malgun Gothic" w:cs="Malgun Gothic" w:eastAsia="Malgun Gothic" w:hAnsi="Malgun Gothic"/>
-                <w:sz w:val="20"/>
-                <w:szCs w:val="20"/>
-              </w:rPr>
-              <w:t xml:space="preserve">시간 초과 (코드 상수)</w:t>
-            </w:r>
-          </w:p>
-        </w:tc>
-        <w:tc>
-          <w:tcPr>
-            <w:tcW w:type="dxa" w:w="2340"/>
-            <w:tcBorders>
-              <w:top w:val="single" w:color="000000" w:sz="6"/>
-              <w:left w:val="single" w:color="000000" w:sz="6"/>
-              <w:bottom w:val="single" w:color="000000" w:sz="6"/>
-              <w:right w:val="single" w:color="000000" w:sz="6"/>
-            </w:tcBorders>
-            <w:tcMar>
-              <w:top w:type="dxa" w:w="60"/>
-              <w:left w:type="dxa" w:w="90"/>
-              <w:bottom w:type="dxa" w:w="60"/>
-              <w:right w:type="dxa" w:w="90"/>
-            </w:tcMar>
-          </w:tcPr>
-          <w:p>
-            <w:r>
-              <w:rPr>
-                <w:rFonts w:ascii="Malgun Gothic" w:cs="Malgun Gothic" w:eastAsia="Malgun Gothic" w:hAnsi="Malgun Gothic"/>
-                <w:sz w:val="20"/>
-                <w:szCs w:val="20"/>
-              </w:rPr>
-              <w:t xml:space="preserve">120 s / 90 s(순번 3~5)</w:t>
-            </w:r>
-          </w:p>
-        </w:tc>
-        <w:tc>
-          <w:tcPr>
-            <w:tcW w:type="dxa" w:w="2340"/>
-            <w:tcBorders>
-              <w:top w:val="single" w:color="000000" w:sz="6"/>
-              <w:left w:val="single" w:color="000000" w:sz="6"/>
-              <w:bottom w:val="single" w:color="000000" w:sz="6"/>
-              <w:right w:val="single" w:color="000000" w:sz="6"/>
-            </w:tcBorders>
-            <w:tcMar>
-              <w:top w:type="dxa" w:w="60"/>
-              <w:left w:type="dxa" w:w="90"/>
-              <w:bottom w:type="dxa" w:w="60"/>
-              <w:right w:type="dxa" w:w="90"/>
-            </w:tcMar>
-          </w:tcPr>
-          <w:p>
-            <w:r>
-              <w:rPr>
-                <w:rFonts w:ascii="Malgun Gothic" w:cs="Malgun Gothic" w:eastAsia="Malgun Gothic" w:hAnsi="Malgun Gothic"/>
-                <w:sz w:val="20"/>
-                <w:szCs w:val="20"/>
-              </w:rPr>
-              <w:t xml:space="preserve">src/north_goal_angle/north_goal_angle/north_goal_angle.py:69-70</w:t>
-            </w:r>
-          </w:p>
-        </w:tc>
-        <w:tc>
-          <w:tcPr>
-            <w:tcW w:type="dxa" w:w="2340"/>
-            <w:tcBorders>
-              <w:top w:val="single" w:color="000000" w:sz="6"/>
-              <w:left w:val="single" w:color="000000" w:sz="6"/>
-              <w:bottom w:val="single" w:color="000000" w:sz="6"/>
-              <w:right w:val="single" w:color="000000" w:sz="6"/>
-            </w:tcBorders>
-            <w:tcMar>
-              <w:top w:type="dxa" w:w="60"/>
-              <w:left w:type="dxa" w:w="90"/>
-              <w:bottom w:type="dxa" w:w="60"/>
-              <w:right w:type="dxa" w:w="90"/>
-            </w:tcMar>
-          </w:tcPr>
-          <w:p>
-            <w:r>
-              <w:rPr>
-                <w:rFonts w:ascii="Malgun Gothic" w:cs="Malgun Gothic" w:eastAsia="Malgun Gothic" w:hAnsi="Malgun Gothic"/>
-                <w:sz w:val="20"/>
-                <w:szCs w:val="20"/>
-              </w:rPr>
-              <w:t xml:space="preserve">작년 값 유지 </w:t>
+                <w:rFonts w:ascii="Consolas" w:cs="Consolas" w:eastAsia="Consolas" w:hAnsi="Consolas"/>
+                <w:sz w:val="18"/>
+                <w:szCs w:val="18"/>
+              </w:rPr>
+              <w:t xml:space="preserve">wp_timeout_modes</w:t>
+            </w:r>
+            <w:r>
+              <w:rPr>
+                <w:rFonts w:ascii="Malgun Gothic" w:cs="Malgun Gothic" w:eastAsia="Malgun Gothic" w:hAnsi="Malgun Gothic"/>
+                <w:sz w:val="20"/>
+                <w:szCs w:val="20"/>
+              </w:rPr>
+              <w:t xml:space="preserve"> / </w:t>
+            </w:r>
+            <w:r>
+              <w:rPr>
+                <w:rFonts w:ascii="Consolas" w:cs="Consolas" w:eastAsia="Consolas" w:hAnsi="Consolas"/>
+                <w:sz w:val="18"/>
+                <w:szCs w:val="18"/>
+              </w:rPr>
+              <w:t xml:space="preserve">wp_timeout_sec</w:t>
+            </w:r>
+          </w:p>
+        </w:tc>
+        <w:tc>
+          <w:tcPr>
+            <w:tcW w:type="dxa" w:w="2340"/>
+            <w:tcBorders>
+              <w:top w:val="single" w:color="000000" w:sz="6"/>
+              <w:left w:val="single" w:color="000000" w:sz="6"/>
+              <w:bottom w:val="single" w:color="000000" w:sz="6"/>
+              <w:right w:val="single" w:color="000000" w:sz="6"/>
+            </w:tcBorders>
+            <w:tcMar>
+              <w:top w:type="dxa" w:w="60"/>
+              <w:left w:type="dxa" w:w="90"/>
+              <w:bottom w:type="dxa" w:w="60"/>
+              <w:right w:type="dxa" w:w="90"/>
+            </w:tcMar>
+          </w:tcPr>
+          <w:p>
+            <w:r>
+              <w:rPr>
+                <w:rFonts w:ascii="Malgun Gothic" w:cs="Malgun Gothic" w:eastAsia="Malgun Gothic" w:hAnsi="Malgun Gothic"/>
+                <w:sz w:val="20"/>
+                <w:szCs w:val="20"/>
+              </w:rPr>
+              <w:t xml:space="preserve">[0,1,2,3,5,7] / [120,120,120,90,120,150] s</w:t>
+            </w:r>
+          </w:p>
+        </w:tc>
+        <w:tc>
+          <w:tcPr>
+            <w:tcW w:type="dxa" w:w="2340"/>
+            <w:tcBorders>
+              <w:top w:val="single" w:color="000000" w:sz="6"/>
+              <w:left w:val="single" w:color="000000" w:sz="6"/>
+              <w:bottom w:val="single" w:color="000000" w:sz="6"/>
+              <w:right w:val="single" w:color="000000" w:sz="6"/>
+            </w:tcBorders>
+            <w:tcMar>
+              <w:top w:type="dxa" w:w="60"/>
+              <w:left w:type="dxa" w:w="90"/>
+              <w:bottom w:type="dxa" w:w="60"/>
+              <w:right w:type="dxa" w:w="90"/>
+            </w:tcMar>
+          </w:tcPr>
+          <w:p>
+            <w:r>
+              <w:rPr>
+                <w:rFonts w:ascii="Malgun Gothic" w:cs="Malgun Gothic" w:eastAsia="Malgun Gothic" w:hAnsi="Malgun Gothic"/>
+                <w:sz w:val="20"/>
+                <w:szCs w:val="20"/>
+              </w:rPr>
+              <w:t xml:space="preserve">src/north_goal_angle/config/north_goal_angle.yaml:29-30</w:t>
+            </w:r>
+          </w:p>
+        </w:tc>
+        <w:tc>
+          <w:tcPr>
+            <w:tcW w:type="dxa" w:w="2340"/>
+            <w:tcBorders>
+              <w:top w:val="single" w:color="000000" w:sz="6"/>
+              <w:left w:val="single" w:color="000000" w:sz="6"/>
+              <w:bottom w:val="single" w:color="000000" w:sz="6"/>
+              <w:right w:val="single" w:color="000000" w:sz="6"/>
+            </w:tcBorders>
+            <w:tcMar>
+              <w:top w:type="dxa" w:w="60"/>
+              <w:left w:type="dxa" w:w="90"/>
+              <w:bottom w:type="dxa" w:w="60"/>
+              <w:right w:type="dxa" w:w="90"/>
+            </w:tcMar>
+          </w:tcPr>
+          <w:p>
+            <w:r>
+              <w:rPr>
+                <w:rFonts w:ascii="Malgun Gothic" w:cs="Malgun Gothic" w:eastAsia="Malgun Gothic" w:hAnsi="Malgun Gothic"/>
+                <w:sz w:val="20"/>
+                <w:szCs w:val="20"/>
+              </w:rPr>
+              <w:t xml:space="preserve">0~5 는 작년 순번 값과 같게(회귀 테스트로 대조), 도킹 150 s 는 ship_dock 최악 ≈129 s·dwell 60 s 보다 크게(Davidson 10-29) </w:t>
             </w:r>
             <w:r>
               <w:rPr>
@@ -9978,7 +10028,24 @@
                 <w:sz w:val="16"/>
                 <w:szCs w:val="16"/>
               </w:rPr>
-              <w:t xml:space="preserve">[근거: 커밋 9bff661 src/north_goal_angle/north_goal_angle/north_goal_angle.py:27-28]</w:t>
+              <w:t xml:space="preserve">[근거: src/north_goal_angle/test/test_wp_timeout.py:1]</w:t>
+            </w:r>
+            <w:r>
+              <w:rPr>
+                <w:rFonts w:ascii="Malgun Gothic" w:cs="Malgun Gothic" w:eastAsia="Malgun Gothic" w:hAnsi="Malgun Gothic"/>
+                <w:sz w:val="20"/>
+                <w:szCs w:val="20"/>
+              </w:rPr>
+              <w:t xml:space="preserve"> </w:t>
+            </w:r>
+            <w:r>
+              <w:rPr>
+                <w:rFonts w:ascii="Malgun Gothic" w:cs="Malgun Gothic" w:eastAsia="Malgun Gothic" w:hAnsi="Malgun Gothic"/>
+                <w:color w:val="7F7F7F"/>
+                <w:sz w:val="16"/>
+                <w:szCs w:val="16"/>
+              </w:rPr>
+              <w:t xml:space="preserve">[근거: 커밋 b337ad8]</w:t>
             </w:r>
           </w:p>
         </w:tc>
@@ -10456,7 +10523,7 @@
                 <w:sz w:val="20"/>
                 <w:szCs w:val="20"/>
               </w:rPr>
-              <w:t xml:space="preserve">src/north_goal_angle/north_goal_angle/north_goal_angle.py:230-234, 384-388, 437-444 · src/ship_goal_angle/ship_goal_angle/ship_goal_angle.py:104-106</w:t>
+              <w:t xml:space="preserve">src/north_goal_angle/north_goal_angle/north_goal_angle.py:263-267, 417-421, 468-475 · src/ship_goal_angle/ship_goal_angle/ship_goal_angle.py:104-106</w:t>
             </w:r>
           </w:p>
         </w:tc>
@@ -10566,7 +10633,7 @@
                 <w:sz w:val="20"/>
                 <w:szCs w:val="20"/>
               </w:rPr>
-              <w:t xml:space="preserve">src/north_goal_angle/north_goal_angle/north_goal_angle.py:231-232, 245-246</w:t>
+              <w:t xml:space="preserve">src/north_goal_angle/north_goal_angle/north_goal_angle.py:264-265, 278-279</w:t>
             </w:r>
           </w:p>
         </w:tc>
@@ -10700,7 +10767,7 @@
                 <w:sz w:val="20"/>
                 <w:szCs w:val="20"/>
               </w:rPr>
-              <w:t xml:space="preserve">src/north_goal_angle/north_goal_angle/gps_filter.py:44-45 · src/north_goal_angle/north_goal_angle/north_goal_angle.py:236-244</w:t>
+              <w:t xml:space="preserve">src/north_goal_angle/north_goal_angle/gps_filter.py:44-45 · src/north_goal_angle/north_goal_angle/north_goal_angle.py:269-277</w:t>
             </w:r>
           </w:p>
         </w:tc>
@@ -10930,7 +10997,7 @@
                 <w:sz w:val="20"/>
                 <w:szCs w:val="20"/>
               </w:rPr>
-              <w:t xml:space="preserve">src/north_goal_angle/north_goal_angle/north_goal_angle.py:167-174, 365</w:t>
+              <w:t xml:space="preserve">src/north_goal_angle/north_goal_angle/north_goal_angle.py:178-185, 398</w:t>
             </w:r>
           </w:p>
         </w:tc>
@@ -11292,7 +11359,7 @@
                 <w:sz w:val="20"/>
                 <w:szCs w:val="20"/>
               </w:rPr>
-              <w:t xml:space="preserve">src/north_goal_angle/north_goal_angle/north_goal_angle.py:295-305</w:t>
+              <w:t xml:space="preserve">src/north_goal_angle/north_goal_angle/north_goal_angle.py:328-338</w:t>
             </w:r>
           </w:p>
         </w:tc>
@@ -11402,7 +11469,7 @@
                 <w:sz w:val="20"/>
                 <w:szCs w:val="20"/>
               </w:rPr>
-              <w:t xml:space="preserve">src/north_goal_angle/north_goal_angle/north_goal_angle.py:309-314</w:t>
+              <w:t xml:space="preserve">src/north_goal_angle/north_goal_angle/north_goal_angle.py:342-347</w:t>
             </w:r>
           </w:p>
         </w:tc>
@@ -11512,7 +11579,7 @@
                 <w:sz w:val="20"/>
                 <w:szCs w:val="20"/>
               </w:rPr>
-              <w:t xml:space="preserve">src/north_goal_angle/north_goal_angle/north_goal_angle.py:343-348</w:t>
+              <w:t xml:space="preserve">src/north_goal_angle/north_goal_angle/north_goal_angle.py:376-381</w:t>
             </w:r>
           </w:p>
         </w:tc>
@@ -11622,7 +11689,7 @@
                 <w:sz w:val="20"/>
                 <w:szCs w:val="20"/>
               </w:rPr>
-              <w:t xml:space="preserve">src/north_goal_angle/north_goal_angle/north_goal_angle.py:201-218</w:t>
+              <w:t xml:space="preserve">src/north_goal_angle/north_goal_angle/north_goal_angle.py:212-229</w:t>
             </w:r>
           </w:p>
         </w:tc>
@@ -11740,7 +11807,7 @@
                 <w:sz w:val="20"/>
                 <w:szCs w:val="20"/>
               </w:rPr>
-              <w:t xml:space="preserve">src/north_goal_angle/north_goal_angle/north_goal_angle.py:402-411</w:t>
+              <w:t xml:space="preserve">src/north_goal_angle/north_goal_angle/north_goal_angle.py:435-444</w:t>
             </w:r>
           </w:p>
         </w:tc>
@@ -17337,7 +17404,7 @@
           <w:sz w:val="16"/>
           <w:szCs w:val="16"/>
         </w:rPr>
-        <w:t xml:space="preserve">[근거: src/north_goal_angle/north_goal_angle/north_goal_angle.py:236-249]</w:t>
+        <w:t xml:space="preserve">[근거: src/north_goal_angle/north_goal_angle/north_goal_angle.py:269-282]</w:t>
       </w:r>
       <w:r>
         <w:rPr>
@@ -17422,7 +17489,7 @@
           <w:sz w:val="20"/>
           <w:szCs w:val="20"/>
         </w:rPr>
-        <w:t xml:space="preserve">시간 초과가 mode 가 아니라 웨이포인트 순번(3~5, ≤6)에 묶여 있다 </w:t>
+        <w:t xml:space="preserve">(해결 2026-10-29 b337ad8) 시간 초과가 웨이포인트 순번에 묶여 있던 문제는 mode 기준 파라미터로 바뀌었다 </w:t>
       </w:r>
       <w:r>
         <w:rPr>
@@ -17431,32 +17498,15 @@
           <w:sz w:val="16"/>
           <w:szCs w:val="16"/>
         </w:rPr>
-        <w:t xml:space="preserve">[근거: src/north_goal_angle/north_goal_angle/north_goal_angle.py:418-422]</w:t>
-      </w:r>
-      <w:r>
-        <w:rPr>
-          <w:rFonts w:ascii="Malgun Gothic" w:cs="Malgun Gothic" w:eastAsia="Malgun Gothic" w:hAnsi="Malgun Gothic"/>
-          <w:sz w:val="20"/>
-          <w:szCs w:val="20"/>
-        </w:rPr>
-        <w:t xml:space="preserve">. 웨이포인트 개수·순서가 바뀌면 어긋난다(파일 주석은 순서 변경 금지 </w:t>
-      </w:r>
-      <w:r>
-        <w:rPr>
-          <w:rFonts w:ascii="Malgun Gothic" w:cs="Malgun Gothic" w:eastAsia="Malgun Gothic" w:hAnsi="Malgun Gothic"/>
-          <w:color w:val="7F7F7F"/>
-          <w:sz w:val="16"/>
-          <w:szCs w:val="16"/>
-        </w:rPr>
-        <w:t xml:space="preserve">[근거: src/north_goal_angle/config/waypoints.yaml:6-7]</w:t>
-      </w:r>
-      <w:r>
-        <w:rPr>
-          <w:rFonts w:ascii="Malgun Gothic" w:cs="Malgun Gothic" w:eastAsia="Malgun Gothic" w:hAnsi="Malgun Gothic"/>
-          <w:sz w:val="20"/>
-          <w:szCs w:val="20"/>
-        </w:rPr>
-        <w:t xml:space="preserve">).</w:t>
+        <w:t xml:space="preserve">[근거: src/north_goal_angle/config/north_goal_angle.yaml:29-30]</w:t>
+      </w:r>
+      <w:r>
+        <w:rPr>
+          <w:rFonts w:ascii="Malgun Gothic" w:cs="Malgun Gothic" w:eastAsia="Malgun Gothic" w:hAnsi="Malgun Gothic"/>
+          <w:sz w:val="20"/>
+          <w:szCs w:val="20"/>
+        </w:rPr>
+        <w:t xml:space="preserve">. 남은 것: Ubuntu 에서 파라미터 타입·잘못된 yaml 거부·짧은 타임아웃 벤치 확인.</w:t>
       </w:r>
     </w:p>
     <w:p>
@@ -17503,7 +17553,7 @@
           <w:sz w:val="16"/>
           <w:szCs w:val="16"/>
         </w:rPr>
-        <w:t xml:space="preserve">[근거: src/north_goal_angle/north_goal_angle/north_goal_angle.py:354-355]</w:t>
+        <w:t xml:space="preserve">[근거: src/north_goal_angle/north_goal_angle/north_goal_angle.py:387-388]</w:t>
       </w:r>
       <w:r>
         <w:rPr>
@@ -17734,7 +17784,7 @@
           <w:sz w:val="16"/>
           <w:szCs w:val="16"/>
         </w:rPr>
-        <w:t xml:space="preserve">[근거: src/north_goal_angle/north_goal_angle/north_goal_angle.py:323]</w:t>
+        <w:t xml:space="preserve">[근거: src/north_goal_angle/north_goal_angle/north_goal_angle.py:356]</w:t>
       </w:r>
       <w:r>
         <w:rPr>
@@ -18034,7 +18084,7 @@
           <w:sz w:val="16"/>
           <w:szCs w:val="16"/>
         </w:rPr>
-        <w:t xml:space="preserve">[근거: src/north_goal_angle/north_goal_angle/north_goal_angle.py:161]</w:t>
+        <w:t xml:space="preserve">[근거: src/north_goal_angle/north_goal_angle/north_goal_angle.py:172]</w:t>
       </w:r>
       <w:r>
         <w:rPr>

--- a/docs/전달용/보고서_분담/초안_GPS.docx
+++ b/docs/전달용/보고서_분담/초안_GPS.docx
@@ -633,7 +633,7 @@
                 <w:sz w:val="16"/>
                 <w:szCs w:val="16"/>
               </w:rPr>
-              <w:t xml:space="preserve">[근거: src/north_goal_angle/north_goal_angle/north_goal_angle.py:164-172]</w:t>
+              <w:t xml:space="preserve">[근거: src/north_goal_angle/north_goal_angle/north_goal_angle.py:179-187]</w:t>
             </w:r>
             <w:r>
               <w:rPr>
@@ -931,7 +931,7 @@
           <w:sz w:val="16"/>
           <w:szCs w:val="16"/>
         </w:rPr>
-        <w:t xml:space="preserve">[근거: src/north_goal_angle/north_goal_angle/north_goal_angle.py:165-169]</w:t>
+        <w:t xml:space="preserve">[근거: src/north_goal_angle/north_goal_angle/north_goal_angle.py:180-184]</w:t>
       </w:r>
       <w:r>
         <w:rPr>
@@ -978,7 +978,7 @@
           <w:sz w:val="16"/>
           <w:szCs w:val="16"/>
         </w:rPr>
-        <w:t xml:space="preserve">[근거: src/north_goal_angle/north_goal_angle/north_goal_angle.py:392-421]</w:t>
+        <w:t xml:space="preserve">[근거: src/north_goal_angle/north_goal_angle/north_goal_angle.py:447-488]</w:t>
       </w:r>
       <w:r>
         <w:rPr>
@@ -995,7 +995,7 @@
           <w:sz w:val="16"/>
           <w:szCs w:val="16"/>
         </w:rPr>
-        <w:t xml:space="preserve">[근거: src/north_goal_angle/north_goal_angle/north_goal_angle.py:318-321]</w:t>
+        <w:t xml:space="preserve">[근거: src/north_goal_angle/north_goal_angle/north_goal_angle.py:357-360]</w:t>
       </w:r>
       <w:r>
         <w:rPr>
@@ -4055,7 +4055,7 @@
                 <w:sz w:val="16"/>
                 <w:szCs w:val="16"/>
               </w:rPr>
-              <w:t xml:space="preserve">[근거: src/north_goal_angle/north_goal_angle/north_goal_angle.py:103]</w:t>
+              <w:t xml:space="preserve">[근거: src/north_goal_angle/north_goal_angle/north_goal_angle.py:107]</w:t>
             </w:r>
             <w:r>
               <w:rPr>
@@ -4072,7 +4072,7 @@
                 <w:sz w:val="16"/>
                 <w:szCs w:val="16"/>
               </w:rPr>
-              <w:t xml:space="preserve">[근거: src/north_goal_angle/north_goal_angle/north_goal_angle.py:172]</w:t>
+              <w:t xml:space="preserve">[근거: src/north_goal_angle/north_goal_angle/north_goal_angle.py:187]</w:t>
             </w:r>
           </w:p>
         </w:tc>
@@ -4253,7 +4253,7 @@
                 <w:sz w:val="16"/>
                 <w:szCs w:val="16"/>
               </w:rPr>
-              <w:t xml:space="preserve">[근거: src/north_goal_angle/north_goal_angle/north_goal_angle.py:173]</w:t>
+              <w:t xml:space="preserve">[근거: src/north_goal_angle/north_goal_angle/north_goal_angle.py:188]</w:t>
             </w:r>
           </w:p>
         </w:tc>
@@ -4434,7 +4434,7 @@
                 <w:sz w:val="16"/>
                 <w:szCs w:val="16"/>
               </w:rPr>
-              <w:t xml:space="preserve">[근거: src/north_goal_angle/north_goal_angle/north_goal_angle.py:175]</w:t>
+              <w:t xml:space="preserve">[근거: src/north_goal_angle/north_goal_angle/north_goal_angle.py:190]</w:t>
             </w:r>
           </w:p>
         </w:tc>
@@ -4623,7 +4623,7 @@
                 <w:sz w:val="16"/>
                 <w:szCs w:val="16"/>
               </w:rPr>
-              <w:t xml:space="preserve">[근거: src/north_goal_angle/north_goal_angle/north_goal_angle.py:416]</w:t>
+              <w:t xml:space="preserve">[근거: src/north_goal_angle/north_goal_angle/north_goal_angle.py:482]</w:t>
             </w:r>
             <w:r>
               <w:rPr>
@@ -4829,7 +4829,7 @@
                 <w:sz w:val="16"/>
                 <w:szCs w:val="16"/>
               </w:rPr>
-              <w:t xml:space="preserve">[근거: src/north_goal_angle/north_goal_angle/north_goal_angle.py:423]</w:t>
+              <w:t xml:space="preserve">[근거: src/north_goal_angle/north_goal_angle/north_goal_angle.py:490]</w:t>
             </w:r>
             <w:r>
               <w:rPr>
@@ -5035,7 +5035,7 @@
                 <w:sz w:val="16"/>
                 <w:szCs w:val="16"/>
               </w:rPr>
-              <w:t xml:space="preserve">[근거: src/north_goal_angle/north_goal_angle/north_goal_angle.py:428-429]</w:t>
+              <w:t xml:space="preserve">[근거: src/north_goal_angle/north_goal_angle/north_goal_angle.py:495-496]</w:t>
             </w:r>
             <w:r>
               <w:rPr>
@@ -5233,7 +5233,7 @@
                 <w:sz w:val="16"/>
                 <w:szCs w:val="16"/>
               </w:rPr>
-              <w:t xml:space="preserve">[근거: src/north_goal_angle/north_goal_angle/north_goal_angle.py:385]</w:t>
+              <w:t xml:space="preserve">[근거: src/north_goal_angle/north_goal_angle/north_goal_angle.py:411]</w:t>
             </w:r>
             <w:r>
               <w:rPr>
@@ -6316,7 +6316,7 @@
           <w:sz w:val="16"/>
           <w:szCs w:val="16"/>
         </w:rPr>
-        <w:t xml:space="preserve">[근거: src/north_goal_angle/north_goal_angle/north_goal_angle.py:263-267]</w:t>
+        <w:t xml:space="preserve">[근거: src/north_goal_angle/north_goal_angle/north_goal_angle.py:282-286]</w:t>
       </w:r>
       <w:r>
         <w:rPr>
@@ -6433,7 +6433,7 @@
           <w:sz w:val="16"/>
           <w:szCs w:val="16"/>
         </w:rPr>
-        <w:t xml:space="preserve">[근거: src/north_goal_angle/north_goal_angle/north_goal_angle.py:271]</w:t>
+        <w:t xml:space="preserve">[근거: src/north_goal_angle/north_goal_angle/north_goal_angle.py:290]</w:t>
       </w:r>
       <w:r>
         <w:rPr>
@@ -6606,7 +6606,7 @@
           <w:sz w:val="16"/>
           <w:szCs w:val="16"/>
         </w:rPr>
-        <w:t xml:space="preserve">[근거: src/north_goal_angle/north_goal_angle/north_goal_angle.py:269-277]</w:t>
+        <w:t xml:space="preserve">[근거: src/north_goal_angle/north_goal_angle/north_goal_angle.py:288-297]</w:t>
       </w:r>
       <w:r>
         <w:rPr>
@@ -6800,7 +6800,7 @@
           <w:sz w:val="16"/>
           <w:szCs w:val="16"/>
         </w:rPr>
-        <w:t xml:space="preserve">[근거: src/north_goal_angle/north_goal_angle/north_goal_angle.py:205-229]</w:t>
+        <w:t xml:space="preserve">[근거: src/north_goal_angle/north_goal_angle/north_goal_angle.py:224-248]</w:t>
       </w:r>
       <w:r>
         <w:rPr>
@@ -7247,7 +7247,7 @@
           <w:sz w:val="16"/>
           <w:szCs w:val="16"/>
         </w:rPr>
-        <w:t xml:space="preserve">[근거: src/north_goal_angle/north_goal_angle/north_goal_angle.py:413-415]</w:t>
+        <w:t xml:space="preserve">[근거: src/north_goal_angle/north_goal_angle/north_goal_angle.py:479-481]</w:t>
       </w:r>
       <w:r>
         <w:rPr>
@@ -7294,7 +7294,7 @@
           <w:sz w:val="16"/>
           <w:szCs w:val="16"/>
         </w:rPr>
-        <w:t xml:space="preserve">[근거: src/north_goal_angle/north_goal_angle/north_goal_angle.py:399-401]</w:t>
+        <w:t xml:space="preserve">[근거: src/north_goal_angle/north_goal_angle/north_goal_angle.py:465-467]</w:t>
       </w:r>
       <w:r>
         <w:rPr>
@@ -7311,7 +7311,7 @@
           <w:sz w:val="16"/>
           <w:szCs w:val="16"/>
         </w:rPr>
-        <w:t xml:space="preserve">[근거: src/north_goal_angle/north_goal_angle/north_goal_angle.py:481-482]</w:t>
+        <w:t xml:space="preserve">[근거: src/north_goal_angle/north_goal_angle/north_goal_angle.py:548-549]</w:t>
       </w:r>
       <w:r>
         <w:rPr>
@@ -7345,7 +7345,7 @@
           <w:sz w:val="16"/>
           <w:szCs w:val="16"/>
         </w:rPr>
-        <w:t xml:space="preserve">[근거: src/north_goal_angle/north_goal_angle/north_goal_angle.py:471-487]</w:t>
+        <w:t xml:space="preserve">[근거: src/north_goal_angle/north_goal_angle/north_goal_angle.py:538-554]</w:t>
       </w:r>
       <w:r>
         <w:rPr>
@@ -7383,7 +7383,7 @@
           <w:sz w:val="16"/>
           <w:szCs w:val="16"/>
         </w:rPr>
-        <w:t xml:space="preserve">[근거: src/north_goal_angle/north_goal_angle/north_goal_angle.py:390]</w:t>
+        <w:t xml:space="preserve">[근거: src/north_goal_angle/north_goal_angle/north_goal_angle.py:453]</w:t>
       </w:r>
       <w:r>
         <w:rPr>
@@ -7400,7 +7400,7 @@
           <w:sz w:val="16"/>
           <w:szCs w:val="16"/>
         </w:rPr>
-        <w:t xml:space="preserve">[근거: src/north_goal_angle/north_goal_angle/north_goal_angle.py:423]</w:t>
+        <w:t xml:space="preserve">[근거: src/north_goal_angle/north_goal_angle/north_goal_angle.py:490]</w:t>
       </w:r>
       <w:r>
         <w:rPr>
@@ -7417,7 +7417,7 @@
           <w:sz w:val="16"/>
           <w:szCs w:val="16"/>
         </w:rPr>
-        <w:t xml:space="preserve">[근거: src/north_goal_angle/config/north_goal_angle.yaml:29-30]</w:t>
+        <w:t xml:space="preserve">[근거: src/north_goal_angle/config/north_goal_angle.yaml:35-36]</w:t>
       </w:r>
       <w:r>
         <w:rPr>
@@ -7501,7 +7501,7 @@
           <w:sz w:val="16"/>
           <w:szCs w:val="16"/>
         </w:rPr>
-        <w:t xml:space="preserve">[근거: src/north_goal_angle/north_goal_angle/north_goal_angle.py:395-397]</w:t>
+        <w:t xml:space="preserve">[근거: src/north_goal_angle/north_goal_angle/north_goal_angle.py:458-460]</w:t>
       </w:r>
       <w:r>
         <w:rPr>
@@ -7550,7 +7550,7 @@
           <w:sz w:val="16"/>
           <w:szCs w:val="16"/>
         </w:rPr>
-        <w:t xml:space="preserve">[근거: src/north_goal_angle/north_goal_angle/north_goal_angle.py:431-444]</w:t>
+        <w:t xml:space="preserve">[근거: src/north_goal_angle/north_goal_angle/north_goal_angle.py:498-511]</w:t>
       </w:r>
       <w:r>
         <w:rPr>
@@ -7567,7 +7567,7 @@
           <w:sz w:val="16"/>
           <w:szCs w:val="16"/>
         </w:rPr>
-        <w:t xml:space="preserve">[근거: src/north_goal_angle/north_goal_angle/north_goal_angle.py:83-92]</w:t>
+        <w:t xml:space="preserve">[근거: src/north_goal_angle/north_goal_angle/north_goal_angle.py:87-96]</w:t>
       </w:r>
       <w:r>
         <w:rPr>
@@ -7621,7 +7621,7 @@
           <w:sz w:val="16"/>
           <w:szCs w:val="16"/>
         </w:rPr>
-        <w:t xml:space="preserve">[근거: src/north_goal_angle/north_goal_angle/north_goal_angle.py:71]</w:t>
+        <w:t xml:space="preserve">[근거: src/north_goal_angle/north_goal_angle/north_goal_angle.py:72]</w:t>
       </w:r>
       <w:r>
         <w:rPr>
@@ -7638,7 +7638,7 @@
           <w:sz w:val="16"/>
           <w:szCs w:val="16"/>
         </w:rPr>
-        <w:t xml:space="preserve">[근거: src/north_goal_angle/north_goal_angle/north_goal_angle.py:76]</w:t>
+        <w:t xml:space="preserve">[근거: src/north_goal_angle/north_goal_angle/north_goal_angle.py:77]</w:t>
       </w:r>
       <w:r>
         <w:rPr>
@@ -7780,7 +7780,7 @@
           <w:sz w:val="16"/>
           <w:szCs w:val="16"/>
         </w:rPr>
-        <w:t xml:space="preserve">[근거: src/north_goal_angle/north_goal_angle/north_goal_angle.py:96-97]</w:t>
+        <w:t xml:space="preserve">[근거: src/north_goal_angle/north_goal_angle/north_goal_angle.py:100-101]</w:t>
       </w:r>
       <w:r>
         <w:rPr>
@@ -7797,7 +7797,7 @@
           <w:sz w:val="16"/>
           <w:szCs w:val="16"/>
         </w:rPr>
-        <w:t xml:space="preserve">[근거: src/north_goal_angle/north_goal_angle/north_goal_angle.py:306-309]</w:t>
+        <w:t xml:space="preserve">[근거: src/north_goal_angle/north_goal_angle/north_goal_angle.py:345-348]</w:t>
       </w:r>
       <w:r>
         <w:rPr>
@@ -7814,7 +7814,7 @@
           <w:sz w:val="16"/>
           <w:szCs w:val="16"/>
         </w:rPr>
-        <w:t xml:space="preserve">[근거: src/north_goal_angle/north_goal_angle/north_goal_angle.py:520-532]</w:t>
+        <w:t xml:space="preserve">[근거: src/north_goal_angle/north_goal_angle/north_goal_angle.py:587-599]</w:t>
       </w:r>
       <w:r>
         <w:rPr>
@@ -7847,7 +7847,7 @@
           <w:sz w:val="16"/>
           <w:szCs w:val="16"/>
         </w:rPr>
-        <w:t xml:space="preserve">[근거: src/north_goal_angle/north_goal_angle/north_goal_angle.py:352-362]</w:t>
+        <w:t xml:space="preserve">[근거: src/north_goal_angle/north_goal_angle/north_goal_angle.py:391-401]</w:t>
       </w:r>
       <w:r>
         <w:rPr>
@@ -7864,7 +7864,7 @@
           <w:sz w:val="16"/>
           <w:szCs w:val="16"/>
         </w:rPr>
-        <w:t xml:space="preserve">[근거: src/north_goal_angle/north_goal_angle/north_goal_angle.py:491-517]</w:t>
+        <w:t xml:space="preserve">[근거: src/north_goal_angle/north_goal_angle/north_goal_angle.py:558-584]</w:t>
       </w:r>
       <w:r>
         <w:rPr>
@@ -7881,7 +7881,7 @@
           <w:sz w:val="16"/>
           <w:szCs w:val="16"/>
         </w:rPr>
-        <w:t xml:space="preserve">[근거: src/north_goal_angle/north_goal_angle/north_goal_angle.py:135]</w:t>
+        <w:t xml:space="preserve">[근거: src/north_goal_angle/north_goal_angle/north_goal_angle.py:139]</w:t>
       </w:r>
       <w:r>
         <w:rPr>
@@ -7947,7 +7947,7 @@
           <w:sz w:val="16"/>
           <w:szCs w:val="16"/>
         </w:rPr>
-        <w:t xml:space="preserve">[근거: src/north_goal_angle/north_goal_angle/north_goal_angle.py:370-371]</w:t>
+        <w:t xml:space="preserve">[근거: src/north_goal_angle/north_goal_angle/north_goal_angle.py:409-410]</w:t>
       </w:r>
       <w:r>
         <w:rPr>
@@ -8009,7 +8009,7 @@
           <w:sz w:val="16"/>
           <w:szCs w:val="16"/>
         </w:rPr>
-        <w:t xml:space="preserve">[근거: src/north_goal_angle/north_goal_angle/north_goal_angle.py:323-347]</w:t>
+        <w:t xml:space="preserve">[근거: src/north_goal_angle/north_goal_angle/north_goal_angle.py:350-401]</w:t>
       </w:r>
       <w:r>
         <w:rPr>
@@ -8026,7 +8026,7 @@
           <w:sz w:val="16"/>
           <w:szCs w:val="16"/>
         </w:rPr>
-        <w:t xml:space="preserve">[근거: src/north_goal_angle/north_goal_angle/north_goal_angle.py:148-152]</w:t>
+        <w:t xml:space="preserve">[근거: src/north_goal_angle/north_goal_angle/north_goal_angle.py:152-156]</w:t>
       </w:r>
       <w:r>
         <w:rPr>
@@ -8043,7 +8043,7 @@
           <w:sz w:val="16"/>
           <w:szCs w:val="16"/>
         </w:rPr>
-        <w:t xml:space="preserve">[근거: src/north_goal_angle/north_goal_angle/north_goal_angle.py:343]</w:t>
+        <w:t xml:space="preserve">[근거: src/north_goal_angle/north_goal_angle/north_goal_angle.py:382]</w:t>
       </w:r>
       <w:r>
         <w:rPr>
@@ -8060,7 +8060,7 @@
           <w:sz w:val="16"/>
           <w:szCs w:val="16"/>
         </w:rPr>
-        <w:t xml:space="preserve">[근거: src/north_goal_angle/north_goal_angle/north_goal_angle.py:385]</w:t>
+        <w:t xml:space="preserve">[근거: src/north_goal_angle/north_goal_angle/north_goal_angle.py:411]</w:t>
       </w:r>
       <w:r>
         <w:rPr>
@@ -8093,7 +8093,7 @@
           <w:sz w:val="16"/>
           <w:szCs w:val="16"/>
         </w:rPr>
-        <w:t xml:space="preserve">[근거: src/north_goal_angle/north_goal_angle/north_goal_angle.py:374-381]</w:t>
+        <w:t xml:space="preserve">[근거: src/north_goal_angle/north_goal_angle/north_goal_angle.py:413-420]</w:t>
       </w:r>
       <w:r>
         <w:rPr>
@@ -8142,7 +8142,7 @@
           <w:sz w:val="16"/>
           <w:szCs w:val="16"/>
         </w:rPr>
-        <w:t xml:space="preserve">[근거: src/north_goal_angle/config/north_goal_angle.yaml:33-35]</w:t>
+        <w:t xml:space="preserve">[근거: src/north_goal_angle/config/north_goal_angle.yaml:39-41]</w:t>
       </w:r>
       <w:r>
         <w:rPr>
@@ -9166,7 +9166,7 @@
                 <w:sz w:val="20"/>
                 <w:szCs w:val="20"/>
               </w:rPr>
-              <w:t xml:space="preserve">src/north_goal_angle/config/north_goal_angle.yaml:17</w:t>
+              <w:t xml:space="preserve">src/north_goal_angle/config/north_goal_angle.yaml:23</w:t>
             </w:r>
           </w:p>
         </w:tc>
@@ -9284,7 +9284,7 @@
                 <w:sz w:val="20"/>
                 <w:szCs w:val="20"/>
               </w:rPr>
-              <w:t xml:space="preserve">src/north_goal_angle/config/north_goal_angle.yaml:35</w:t>
+              <w:t xml:space="preserve">src/north_goal_angle/config/north_goal_angle.yaml:41</w:t>
             </w:r>
           </w:p>
         </w:tc>
@@ -9426,7 +9426,7 @@
                 <w:sz w:val="20"/>
                 <w:szCs w:val="20"/>
               </w:rPr>
-              <w:t xml:space="preserve">src/north_goal_angle/config/north_goal_angle.yaml:40-42</w:t>
+              <w:t xml:space="preserve">src/north_goal_angle/config/north_goal_angle.yaml:46-48</w:t>
             </w:r>
           </w:p>
         </w:tc>
@@ -9536,7 +9536,7 @@
                 <w:sz w:val="20"/>
                 <w:szCs w:val="20"/>
               </w:rPr>
-              <w:t xml:space="preserve">src/north_goal_angle/config/north_goal_angle.yaml:43</w:t>
+              <w:t xml:space="preserve">src/north_goal_angle/config/north_goal_angle.yaml:49</w:t>
             </w:r>
           </w:p>
         </w:tc>
@@ -9646,7 +9646,7 @@
                 <w:sz w:val="20"/>
                 <w:szCs w:val="20"/>
               </w:rPr>
-              <w:t xml:space="preserve">src/north_goal_angle/config/north_goal_angle.yaml:45</w:t>
+              <w:t xml:space="preserve">src/north_goal_angle/config/north_goal_angle.yaml:51</w:t>
             </w:r>
           </w:p>
         </w:tc>
@@ -9992,7 +9992,7 @@
                 <w:sz w:val="20"/>
                 <w:szCs w:val="20"/>
               </w:rPr>
-              <w:t xml:space="preserve">src/north_goal_angle/config/north_goal_angle.yaml:29-30</w:t>
+              <w:t xml:space="preserve">src/north_goal_angle/config/north_goal_angle.yaml:35-36</w:t>
             </w:r>
           </w:p>
         </w:tc>
@@ -10523,7 +10523,7 @@
                 <w:sz w:val="20"/>
                 <w:szCs w:val="20"/>
               </w:rPr>
-              <w:t xml:space="preserve">src/north_goal_angle/north_goal_angle/north_goal_angle.py:263-267, 417-421, 468-475 · src/ship_goal_angle/ship_goal_angle/ship_goal_angle.py:104-106</w:t>
+              <w:t xml:space="preserve">src/north_goal_angle/north_goal_angle/north_goal_angle.py:282-286, 484-488, 540-541 · src/ship_goal_angle/ship_goal_angle/ship_goal_angle.py:104-106</w:t>
             </w:r>
           </w:p>
         </w:tc>
@@ -10633,7 +10633,7 @@
                 <w:sz w:val="20"/>
                 <w:szCs w:val="20"/>
               </w:rPr>
-              <w:t xml:space="preserve">src/north_goal_angle/north_goal_angle/north_goal_angle.py:264-265, 278-279</w:t>
+              <w:t xml:space="preserve">src/north_goal_angle/north_goal_angle/north_goal_angle.py:283-284, 298-299</w:t>
             </w:r>
           </w:p>
         </w:tc>
@@ -10767,7 +10767,7 @@
                 <w:sz w:val="20"/>
                 <w:szCs w:val="20"/>
               </w:rPr>
-              <w:t xml:space="preserve">src/north_goal_angle/north_goal_angle/gps_filter.py:44-45 · src/north_goal_angle/north_goal_angle/north_goal_angle.py:269-277</w:t>
+              <w:t xml:space="preserve">src/north_goal_angle/north_goal_angle/gps_filter.py:44-45 · src/north_goal_angle/north_goal_angle/north_goal_angle.py:288-297</w:t>
             </w:r>
           </w:p>
         </w:tc>
@@ -10914,27 +10914,35 @@
                 <w:sz w:val="20"/>
                 <w:szCs w:val="20"/>
               </w:rPr>
-              <w:t xml:space="preserve"> 무수신 또는 장시간 연속 기각</w:t>
-            </w:r>
-          </w:p>
-        </w:tc>
-        <w:tc>
-          <w:tcPr>
-            <w:tcW w:type="dxa" w:w="2340"/>
-            <w:tcBorders>
-              <w:top w:val="single" w:color="000000" w:sz="6"/>
-              <w:left w:val="single" w:color="000000" w:sz="6"/>
-              <w:bottom w:val="single" w:color="000000" w:sz="6"/>
-              <w:right w:val="single" w:color="000000" w:sz="6"/>
-            </w:tcBorders>
-            <w:tcMar>
-              <w:top w:type="dxa" w:w="60"/>
-              <w:left w:type="dxa" w:w="90"/>
-              <w:bottom w:type="dxa" w:w="60"/>
-              <w:right w:type="dxa" w:w="90"/>
-            </w:tcMar>
-          </w:tcPr>
-          <w:p>
+              <w:t xml:space="preserve"> 무수신(USB 분리 등) 또는 장시간 연속 기각</w:t>
+            </w:r>
+          </w:p>
+        </w:tc>
+        <w:tc>
+          <w:tcPr>
+            <w:tcW w:type="dxa" w:w="2340"/>
+            <w:tcBorders>
+              <w:top w:val="single" w:color="000000" w:sz="6"/>
+              <w:left w:val="single" w:color="000000" w:sz="6"/>
+              <w:bottom w:val="single" w:color="000000" w:sz="6"/>
+              <w:right w:val="single" w:color="000000" w:sz="6"/>
+            </w:tcBorders>
+            <w:tcMar>
+              <w:top w:type="dxa" w:w="60"/>
+              <w:left w:type="dxa" w:w="90"/>
+              <w:bottom w:type="dxa" w:w="60"/>
+              <w:right w:type="dxa" w:w="90"/>
+            </w:tcMar>
+          </w:tcPr>
+          <w:p>
+            <w:r>
+              <w:rPr>
+                <w:rFonts w:ascii="Malgun Gothic" w:cs="Malgun Gothic" w:eastAsia="Malgun Gothic" w:hAnsi="Malgun Gothic"/>
+                <w:sz w:val="20"/>
+                <w:szCs w:val="20"/>
+              </w:rPr>
+              <w:t xml:space="preserve">마지막으로 </w:t>
+            </w:r>
             <w:r>
               <w:rPr>
                 <w:rFonts w:ascii="Malgun Gothic" w:cs="Malgun Gothic" w:eastAsia="Malgun Gothic" w:hAnsi="Malgun Gothic"/>
@@ -10943,235 +10951,58 @@
                 <w:sz w:val="20"/>
                 <w:szCs w:val="20"/>
               </w:rPr>
-              <w:t xml:space="preserve">감지 안 함</w:t>
-            </w:r>
-          </w:p>
-        </w:tc>
-        <w:tc>
-          <w:tcPr>
-            <w:tcW w:type="dxa" w:w="2340"/>
-            <w:tcBorders>
-              <w:top w:val="single" w:color="000000" w:sz="6"/>
-              <w:left w:val="single" w:color="000000" w:sz="6"/>
-              <w:bottom w:val="single" w:color="000000" w:sz="6"/>
-              <w:right w:val="single" w:color="000000" w:sz="6"/>
-            </w:tcBorders>
-            <w:tcMar>
-              <w:top w:type="dxa" w:w="60"/>
-              <w:left w:type="dxa" w:w="90"/>
-              <w:bottom w:type="dxa" w:w="60"/>
-              <w:right w:type="dxa" w:w="90"/>
-            </w:tcMar>
-          </w:tcPr>
-          <w:p>
-            <w:r>
-              <w:rPr>
-                <w:rFonts w:ascii="Malgun Gothic" w:cs="Malgun Gothic" w:eastAsia="Malgun Gothic" w:hAnsi="Malgun Gothic"/>
-                <w:sz w:val="20"/>
-                <w:szCs w:val="20"/>
-              </w:rPr>
-              <w:t xml:space="preserve">마지막으로 받아들인 위치로 방위를 계속 낸다 (부록 B)</w:t>
-            </w:r>
-          </w:p>
-        </w:tc>
-        <w:tc>
-          <w:tcPr>
-            <w:tcW w:type="dxa" w:w="2340"/>
-            <w:tcBorders>
-              <w:top w:val="single" w:color="000000" w:sz="6"/>
-              <w:left w:val="single" w:color="000000" w:sz="6"/>
-              <w:bottom w:val="single" w:color="000000" w:sz="6"/>
-              <w:right w:val="single" w:color="000000" w:sz="6"/>
-            </w:tcBorders>
-            <w:tcMar>
-              <w:top w:type="dxa" w:w="60"/>
-              <w:left w:type="dxa" w:w="90"/>
-              <w:bottom w:type="dxa" w:w="60"/>
-              <w:right w:type="dxa" w:w="90"/>
-            </w:tcMar>
-          </w:tcPr>
-          <w:p>
-            <w:r>
-              <w:rPr>
-                <w:rFonts w:ascii="Malgun Gothic" w:cs="Malgun Gothic" w:eastAsia="Malgun Gothic" w:hAnsi="Malgun Gothic"/>
-                <w:sz w:val="20"/>
-                <w:szCs w:val="20"/>
-              </w:rPr>
-              <w:t xml:space="preserve">src/north_goal_angle/north_goal_angle/north_goal_angle.py:178-185, 398</w:t>
-            </w:r>
-          </w:p>
-        </w:tc>
-      </w:tr>
-      <w:tr>
-        <w:tc>
-          <w:tcPr>
-            <w:tcW w:type="dxa" w:w="2340"/>
-            <w:tcBorders>
-              <w:top w:val="single" w:color="000000" w:sz="6"/>
-              <w:left w:val="single" w:color="000000" w:sz="6"/>
-              <w:bottom w:val="single" w:color="000000" w:sz="6"/>
-              <w:right w:val="single" w:color="000000" w:sz="6"/>
-            </w:tcBorders>
-            <w:tcMar>
-              <w:top w:type="dxa" w:w="60"/>
-              <w:left w:type="dxa" w:w="90"/>
-              <w:bottom w:type="dxa" w:w="60"/>
-              <w:right w:type="dxa" w:w="90"/>
-            </w:tcMar>
-          </w:tcPr>
-          <w:p>
-            <w:r>
-              <w:rPr>
-                <w:rFonts w:ascii="Malgun Gothic" w:cs="Malgun Gothic" w:eastAsia="Malgun Gothic" w:hAnsi="Malgun Gothic"/>
-                <w:sz w:val="20"/>
-                <w:szCs w:val="20"/>
-              </w:rPr>
-              <w:t xml:space="preserve">NTRIP 계정 파일 없음</w:t>
-            </w:r>
-          </w:p>
-        </w:tc>
-        <w:tc>
-          <w:tcPr>
-            <w:tcW w:type="dxa" w:w="2340"/>
-            <w:tcBorders>
-              <w:top w:val="single" w:color="000000" w:sz="6"/>
-              <w:left w:val="single" w:color="000000" w:sz="6"/>
-              <w:bottom w:val="single" w:color="000000" w:sz="6"/>
-              <w:right w:val="single" w:color="000000" w:sz="6"/>
-            </w:tcBorders>
-            <w:tcMar>
-              <w:top w:type="dxa" w:w="60"/>
-              <w:left w:type="dxa" w:w="90"/>
-              <w:bottom w:type="dxa" w:w="60"/>
-              <w:right w:type="dxa" w:w="90"/>
-            </w:tcMar>
-          </w:tcPr>
-          <w:p>
-            <w:r>
-              <w:rPr>
-                <w:rFonts w:ascii="Malgun Gothic" w:cs="Malgun Gothic" w:eastAsia="Malgun Gothic" w:hAnsi="Malgun Gothic"/>
-                <w:sz w:val="20"/>
-                <w:szCs w:val="20"/>
-              </w:rPr>
-              <w:t xml:space="preserve">파일·host·mountpoint 확인</w:t>
-            </w:r>
-          </w:p>
-        </w:tc>
-        <w:tc>
-          <w:tcPr>
-            <w:tcW w:type="dxa" w:w="2340"/>
-            <w:tcBorders>
-              <w:top w:val="single" w:color="000000" w:sz="6"/>
-              <w:left w:val="single" w:color="000000" w:sz="6"/>
-              <w:bottom w:val="single" w:color="000000" w:sz="6"/>
-              <w:right w:val="single" w:color="000000" w:sz="6"/>
-            </w:tcBorders>
-            <w:tcMar>
-              <w:top w:type="dxa" w:w="60"/>
-              <w:left w:type="dxa" w:w="90"/>
-              <w:bottom w:type="dxa" w:w="60"/>
-              <w:right w:type="dxa" w:w="90"/>
-            </w:tcMar>
-          </w:tcPr>
-          <w:p>
+              <w:t xml:space="preserve">받아들인</w:t>
+            </w:r>
+            <w:r>
+              <w:rPr>
+                <w:rFonts w:ascii="Malgun Gothic" w:cs="Malgun Gothic" w:eastAsia="Malgun Gothic" w:hAnsi="Malgun Gothic"/>
+                <w:sz w:val="20"/>
+                <w:szCs w:val="20"/>
+              </w:rPr>
+              <w:t xml:space="preserve"> fix 후 </w:t>
+            </w:r>
             <w:r>
               <w:rPr>
                 <w:rFonts w:ascii="Consolas" w:cs="Consolas" w:eastAsia="Consolas" w:hAnsi="Consolas"/>
                 <w:sz w:val="18"/>
                 <w:szCs w:val="18"/>
               </w:rPr>
-              <w:t xml:space="preserve">ntrip_client</w:t>
-            </w:r>
-            <w:r>
-              <w:rPr>
-                <w:rFonts w:ascii="Malgun Gothic" w:cs="Malgun Gothic" w:eastAsia="Malgun Gothic" w:hAnsi="Malgun Gothic"/>
-                <w:sz w:val="20"/>
-                <w:szCs w:val="20"/>
-              </w:rPr>
-              <w:t xml:space="preserve"> 만 안 띄우고 나머지는 정상 기동 (RTK 보정 없음)</w:t>
-            </w:r>
-          </w:p>
-        </w:tc>
-        <w:tc>
-          <w:tcPr>
-            <w:tcW w:type="dxa" w:w="2340"/>
-            <w:tcBorders>
-              <w:top w:val="single" w:color="000000" w:sz="6"/>
-              <w:left w:val="single" w:color="000000" w:sz="6"/>
-              <w:bottom w:val="single" w:color="000000" w:sz="6"/>
-              <w:right w:val="single" w:color="000000" w:sz="6"/>
-            </w:tcBorders>
-            <w:tcMar>
-              <w:top w:type="dxa" w:w="60"/>
-              <w:left w:type="dxa" w:w="90"/>
-              <w:bottom w:type="dxa" w:w="60"/>
-              <w:right w:type="dxa" w:w="90"/>
-            </w:tcMar>
-          </w:tcPr>
-          <w:p>
-            <w:r>
-              <w:rPr>
-                <w:rFonts w:ascii="Malgun Gothic" w:cs="Malgun Gothic" w:eastAsia="Malgun Gothic" w:hAnsi="Malgun Gothic"/>
-                <w:sz w:val="20"/>
-                <w:szCs w:val="20"/>
-              </w:rPr>
-              <w:t xml:space="preserve">src/ntrip_client/launch/ntrip_client_launch.py:63-76</w:t>
-            </w:r>
-          </w:p>
-        </w:tc>
-      </w:tr>
-      <w:tr>
-        <w:tc>
-          <w:tcPr>
-            <w:tcW w:type="dxa" w:w="2340"/>
-            <w:tcBorders>
-              <w:top w:val="single" w:color="000000" w:sz="6"/>
-              <w:left w:val="single" w:color="000000" w:sz="6"/>
-              <w:bottom w:val="single" w:color="000000" w:sz="6"/>
-              <w:right w:val="single" w:color="000000" w:sz="6"/>
-            </w:tcBorders>
-            <w:tcMar>
-              <w:top w:type="dxa" w:w="60"/>
-              <w:left w:type="dxa" w:w="90"/>
-              <w:bottom w:type="dxa" w:w="60"/>
-              <w:right w:type="dxa" w:w="90"/>
-            </w:tcMar>
-          </w:tcPr>
-          <w:p>
-            <w:r>
-              <w:rPr>
-                <w:rFonts w:ascii="Malgun Gothic" w:cs="Malgun Gothic" w:eastAsia="Malgun Gothic" w:hAnsi="Malgun Gothic"/>
-                <w:sz w:val="20"/>
-                <w:szCs w:val="20"/>
-              </w:rPr>
-              <w:t xml:space="preserve">NTRIP 세션 끊김</w:t>
-            </w:r>
-          </w:p>
-        </w:tc>
-        <w:tc>
-          <w:tcPr>
-            <w:tcW w:type="dxa" w:w="2340"/>
-            <w:tcBorders>
-              <w:top w:val="single" w:color="000000" w:sz="6"/>
-              <w:left w:val="single" w:color="000000" w:sz="6"/>
-              <w:bottom w:val="single" w:color="000000" w:sz="6"/>
-              <w:right w:val="single" w:color="000000" w:sz="6"/>
-            </w:tcBorders>
-            <w:tcMar>
-              <w:top w:type="dxa" w:w="60"/>
-              <w:left w:type="dxa" w:w="90"/>
-              <w:bottom w:type="dxa" w:w="60"/>
-              <w:right w:type="dxa" w:w="90"/>
-            </w:tcMar>
-          </w:tcPr>
-          <w:p>
-            <w:r>
-              <w:rPr>
-                <w:rFonts w:ascii="Malgun Gothic" w:cs="Malgun Gothic" w:eastAsia="Malgun Gothic" w:hAnsi="Malgun Gothic"/>
-                <w:sz w:val="20"/>
-                <w:szCs w:val="20"/>
-              </w:rPr>
-              <w:t xml:space="preserve">드라이버 (</w:t>
+              <w:t xml:space="preserve">gps_stale_sec</w:t>
+            </w:r>
+            <w:r>
+              <w:rPr>
+                <w:rFonts w:ascii="Malgun Gothic" w:cs="Malgun Gothic" w:eastAsia="Malgun Gothic" w:hAnsi="Malgun Gothic"/>
+                <w:sz w:val="20"/>
+                <w:szCs w:val="20"/>
+              </w:rPr>
+              <w:t xml:space="preserve"> 2.5 s 초과(1 Hz 기준 두 프레임 연속 손실)</w:t>
+            </w:r>
+          </w:p>
+        </w:tc>
+        <w:tc>
+          <w:tcPr>
+            <w:tcW w:type="dxa" w:w="2340"/>
+            <w:tcBorders>
+              <w:top w:val="single" w:color="000000" w:sz="6"/>
+              <w:left w:val="single" w:color="000000" w:sz="6"/>
+              <w:bottom w:val="single" w:color="000000" w:sz="6"/>
+              <w:right w:val="single" w:color="000000" w:sz="6"/>
+            </w:tcBorders>
+            <w:tcMar>
+              <w:top w:type="dxa" w:w="60"/>
+              <w:left w:type="dxa" w:w="90"/>
+              <w:bottom w:type="dxa" w:w="60"/>
+              <w:right w:type="dxa" w:w="90"/>
+            </w:tcMar>
+          </w:tcPr>
+          <w:p>
+            <w:r>
+              <w:rPr>
+                <w:rFonts w:ascii="Malgun Gothic" w:cs="Malgun Gothic" w:eastAsia="Malgun Gothic" w:hAnsi="Malgun Gothic"/>
+                <w:sz w:val="20"/>
+                <w:szCs w:val="20"/>
+              </w:rPr>
+              <w:t xml:space="preserve">ERROR(진입 1회 + 5 s 주기), 방위·거리 정지, 지오펜스 빈 배열, 도착 판정·ILOS 적분 정지. </w:t>
             </w:r>
             <w:r>
               <w:rPr>
@@ -11179,74 +11010,101 @@
                 <w:sz w:val="18"/>
                 <w:szCs w:val="18"/>
               </w:rPr>
-              <w:t xml:space="preserve">rtcm_timeout_seconds</w:t>
-            </w:r>
-            <w:r>
-              <w:rPr>
-                <w:rFonts w:ascii="Malgun Gothic" w:cs="Malgun Gothic" w:eastAsia="Malgun Gothic" w:hAnsi="Malgun Gothic"/>
-                <w:sz w:val="20"/>
-                <w:szCs w:val="20"/>
-              </w:rPr>
-              <w:t xml:space="preserve"> 4)</w:t>
-            </w:r>
-          </w:p>
-        </w:tc>
-        <w:tc>
-          <w:tcPr>
-            <w:tcW w:type="dxa" w:w="2340"/>
-            <w:tcBorders>
-              <w:top w:val="single" w:color="000000" w:sz="6"/>
-              <w:left w:val="single" w:color="000000" w:sz="6"/>
-              <w:bottom w:val="single" w:color="000000" w:sz="6"/>
-              <w:right w:val="single" w:color="000000" w:sz="6"/>
-            </w:tcBorders>
-            <w:tcMar>
-              <w:top w:type="dxa" w:w="60"/>
-              <w:left w:type="dxa" w:w="90"/>
-              <w:bottom w:type="dxa" w:w="60"/>
-              <w:right w:type="dxa" w:w="90"/>
-            </w:tcMar>
-          </w:tcPr>
-          <w:p>
-            <w:r>
-              <w:rPr>
-                <w:rFonts w:ascii="Malgun Gothic" w:cs="Malgun Gothic" w:eastAsia="Malgun Gothic" w:hAnsi="Malgun Gothic"/>
-                <w:sz w:val="20"/>
-                <w:szCs w:val="20"/>
-              </w:rPr>
-              <w:t xml:space="preserve">5 s 간격 10회 재연결. 마운트포인트 오류(404)는 재시도 없이 종료</w:t>
-            </w:r>
-          </w:p>
-        </w:tc>
-        <w:tc>
-          <w:tcPr>
-            <w:tcW w:type="dxa" w:w="2340"/>
-            <w:tcBorders>
-              <w:top w:val="single" w:color="000000" w:sz="6"/>
-              <w:left w:val="single" w:color="000000" w:sz="6"/>
-              <w:bottom w:val="single" w:color="000000" w:sz="6"/>
-              <w:right w:val="single" w:color="000000" w:sz="6"/>
-            </w:tcBorders>
-            <w:tcMar>
-              <w:top w:type="dxa" w:w="60"/>
-              <w:left w:type="dxa" w:w="90"/>
-              <w:bottom w:type="dxa" w:w="60"/>
-              <w:right w:type="dxa" w:w="90"/>
-            </w:tcMar>
-          </w:tcPr>
-          <w:p>
-            <w:r>
-              <w:rPr>
-                <w:rFonts w:ascii="Malgun Gothic" w:cs="Malgun Gothic" w:eastAsia="Malgun Gothic" w:hAnsi="Malgun Gothic"/>
-                <w:sz w:val="20"/>
-                <w:szCs w:val="20"/>
-              </w:rPr>
-              <w:t xml:space="preserve">src/ntrip_client/launch/ntrip_client_launch.py:101-105</w:t>
+              <w:t xml:space="preserve">/wp_mode</w:t>
+            </w:r>
+            <w:r>
+              <w:rPr>
+                <w:rFonts w:ascii="Malgun Gothic" w:cs="Malgun Gothic" w:eastAsia="Malgun Gothic" w:hAnsi="Malgun Gothic"/>
+                <w:sz w:val="20"/>
+                <w:szCs w:val="20"/>
+              </w:rPr>
+              <w:t xml:space="preserve">·20000·시간 초과 진행은 유지. 받아들인 프레임이 오면 INFO 후 재개 (2026-10-29 b288014)</w:t>
+            </w:r>
+          </w:p>
+        </w:tc>
+        <w:tc>
+          <w:tcPr>
+            <w:tcW w:type="dxa" w:w="2340"/>
+            <w:tcBorders>
+              <w:top w:val="single" w:color="000000" w:sz="6"/>
+              <w:left w:val="single" w:color="000000" w:sz="6"/>
+              <w:bottom w:val="single" w:color="000000" w:sz="6"/>
+              <w:right w:val="single" w:color="000000" w:sz="6"/>
+            </w:tcBorders>
+            <w:tcMar>
+              <w:top w:type="dxa" w:w="60"/>
+              <w:left w:type="dxa" w:w="90"/>
+              <w:bottom w:type="dxa" w:w="60"/>
+              <w:right w:type="dxa" w:w="90"/>
+            </w:tcMar>
+          </w:tcPr>
+          <w:p>
+            <w:r>
+              <w:rPr>
+                <w:rFonts w:ascii="Malgun Gothic" w:cs="Malgun Gothic" w:eastAsia="Malgun Gothic" w:hAnsi="Malgun Gothic"/>
+                <w:sz w:val="20"/>
+                <w:szCs w:val="20"/>
+              </w:rPr>
+              <w:t xml:space="preserve">src/north_goal_angle/north_goal_angle/north_goal_angle.py:423-441, 447, 464 · src/north_goal_angle/north_goal_angle/gps_guard.py:77, 98 · src/north_goal_angle/config/north_goal_angle.yaml:15</w:t>
             </w:r>
           </w:p>
         </w:tc>
       </w:tr>
       <w:tr>
+        <w:tc>
+          <w:tcPr>
+            <w:tcW w:type="dxa" w:w="2340"/>
+            <w:tcBorders>
+              <w:top w:val="single" w:color="000000" w:sz="6"/>
+              <w:left w:val="single" w:color="000000" w:sz="6"/>
+              <w:bottom w:val="single" w:color="000000" w:sz="6"/>
+              <w:right w:val="single" w:color="000000" w:sz="6"/>
+            </w:tcBorders>
+            <w:tcMar>
+              <w:top w:type="dxa" w:w="60"/>
+              <w:left w:type="dxa" w:w="90"/>
+              <w:bottom w:type="dxa" w:w="60"/>
+              <w:right w:type="dxa" w:w="90"/>
+            </w:tcMar>
+          </w:tcPr>
+          <w:p>
+            <w:r>
+              <w:rPr>
+                <w:rFonts w:ascii="Malgun Gothic" w:cs="Malgun Gothic" w:eastAsia="Malgun Gothic" w:hAnsi="Malgun Gothic"/>
+                <w:sz w:val="20"/>
+                <w:szCs w:val="20"/>
+              </w:rPr>
+              <w:t xml:space="preserve">NTRIP 계정 파일 없음</w:t>
+            </w:r>
+          </w:p>
+        </w:tc>
+        <w:tc>
+          <w:tcPr>
+            <w:tcW w:type="dxa" w:w="2340"/>
+            <w:tcBorders>
+              <w:top w:val="single" w:color="000000" w:sz="6"/>
+              <w:left w:val="single" w:color="000000" w:sz="6"/>
+              <w:bottom w:val="single" w:color="000000" w:sz="6"/>
+              <w:right w:val="single" w:color="000000" w:sz="6"/>
+            </w:tcBorders>
+            <w:tcMar>
+              <w:top w:type="dxa" w:w="60"/>
+              <w:left w:type="dxa" w:w="90"/>
+              <w:bottom w:type="dxa" w:w="60"/>
+              <w:right w:type="dxa" w:w="90"/>
+            </w:tcMar>
+          </w:tcPr>
+          <w:p>
+            <w:r>
+              <w:rPr>
+                <w:rFonts w:ascii="Malgun Gothic" w:cs="Malgun Gothic" w:eastAsia="Malgun Gothic" w:hAnsi="Malgun Gothic"/>
+                <w:sz w:val="20"/>
+                <w:szCs w:val="20"/>
+              </w:rPr>
+              <w:t xml:space="preserve">파일·host·mountpoint 확인</w:t>
+            </w:r>
+          </w:p>
+        </w:tc>
         <w:tc>
           <w:tcPr>
             <w:tcW w:type="dxa" w:w="2340"/>
@@ -11270,96 +11128,42 @@
                 <w:sz w:val="18"/>
                 <w:szCs w:val="18"/>
               </w:rPr>
-              <w:t xml:space="preserve">/imu/yaw</w:t>
-            </w:r>
-            <w:r>
-              <w:rPr>
-                <w:rFonts w:ascii="Malgun Gothic" w:cs="Malgun Gothic" w:eastAsia="Malgun Gothic" w:hAnsi="Malgun Gothic"/>
-                <w:sz w:val="20"/>
-                <w:szCs w:val="20"/>
-              </w:rPr>
-              <w:t xml:space="preserve"> 없음·0.5 s 초과</w:t>
-            </w:r>
-          </w:p>
-        </w:tc>
-        <w:tc>
-          <w:tcPr>
-            <w:tcW w:type="dxa" w:w="2340"/>
-            <w:tcBorders>
-              <w:top w:val="single" w:color="000000" w:sz="6"/>
-              <w:left w:val="single" w:color="000000" w:sz="6"/>
-              <w:bottom w:val="single" w:color="000000" w:sz="6"/>
-              <w:right w:val="single" w:color="000000" w:sz="6"/>
-            </w:tcBorders>
-            <w:tcMar>
-              <w:top w:type="dxa" w:w="60"/>
-              <w:left w:type="dxa" w:w="90"/>
-              <w:bottom w:type="dxa" w:w="60"/>
-              <w:right w:type="dxa" w:w="90"/>
-            </w:tcMar>
-          </w:tcPr>
-          <w:p>
-            <w:r>
-              <w:rPr>
-                <w:rFonts w:ascii="Malgun Gothic" w:cs="Malgun Gothic" w:eastAsia="Malgun Gothic" w:hAnsi="Malgun Gothic"/>
-                <w:sz w:val="20"/>
-                <w:szCs w:val="20"/>
-              </w:rPr>
-              <w:t xml:space="preserve">마지막 수신 시각</w:t>
-            </w:r>
-          </w:p>
-        </w:tc>
-        <w:tc>
-          <w:tcPr>
-            <w:tcW w:type="dxa" w:w="2340"/>
-            <w:tcBorders>
-              <w:top w:val="single" w:color="000000" w:sz="6"/>
-              <w:left w:val="single" w:color="000000" w:sz="6"/>
-              <w:bottom w:val="single" w:color="000000" w:sz="6"/>
-              <w:right w:val="single" w:color="000000" w:sz="6"/>
-            </w:tcBorders>
-            <w:tcMar>
-              <w:top w:type="dxa" w:w="60"/>
-              <w:left w:type="dxa" w:w="90"/>
-              <w:bottom w:type="dxa" w:w="60"/>
-              <w:right w:type="dxa" w:w="90"/>
-            </w:tcMar>
-          </w:tcPr>
-          <w:p>
-            <w:r>
-              <w:rPr>
-                <w:rFonts w:ascii="Malgun Gothic" w:cs="Malgun Gothic" w:eastAsia="Malgun Gothic" w:hAnsi="Malgun Gothic"/>
-                <w:sz w:val="20"/>
-                <w:szCs w:val="20"/>
-              </w:rPr>
-              <w:t xml:space="preserve">지오펜스 빈 배열</w:t>
-            </w:r>
-          </w:p>
-        </w:tc>
-        <w:tc>
-          <w:tcPr>
-            <w:tcW w:type="dxa" w:w="2340"/>
-            <w:tcBorders>
-              <w:top w:val="single" w:color="000000" w:sz="6"/>
-              <w:left w:val="single" w:color="000000" w:sz="6"/>
-              <w:bottom w:val="single" w:color="000000" w:sz="6"/>
-              <w:right w:val="single" w:color="000000" w:sz="6"/>
-            </w:tcBorders>
-            <w:tcMar>
-              <w:top w:type="dxa" w:w="60"/>
-              <w:left w:type="dxa" w:w="90"/>
-              <w:bottom w:type="dxa" w:w="60"/>
-              <w:right w:type="dxa" w:w="90"/>
-            </w:tcMar>
-          </w:tcPr>
-          <w:p>
-            <w:r>
-              <w:rPr>
-                <w:rFonts w:ascii="Malgun Gothic" w:cs="Malgun Gothic" w:eastAsia="Malgun Gothic" w:hAnsi="Malgun Gothic"/>
-                <w:sz w:val="20"/>
-                <w:szCs w:val="20"/>
-              </w:rPr>
-              <w:t xml:space="preserve">src/north_goal_angle/north_goal_angle/north_goal_angle.py:328-338</w:t>
+              <w:t xml:space="preserve">ntrip_client</w:t>
+            </w:r>
+            <w:r>
+              <w:rPr>
+                <w:rFonts w:ascii="Malgun Gothic" w:cs="Malgun Gothic" w:eastAsia="Malgun Gothic" w:hAnsi="Malgun Gothic"/>
+                <w:sz w:val="20"/>
+                <w:szCs w:val="20"/>
+              </w:rPr>
+              <w:t xml:space="preserve"> 만 안 띄우고 나머지는 정상 기동 (RTK 보정 없음)</w:t>
+            </w:r>
+          </w:p>
+        </w:tc>
+        <w:tc>
+          <w:tcPr>
+            <w:tcW w:type="dxa" w:w="2340"/>
+            <w:tcBorders>
+              <w:top w:val="single" w:color="000000" w:sz="6"/>
+              <w:left w:val="single" w:color="000000" w:sz="6"/>
+              <w:bottom w:val="single" w:color="000000" w:sz="6"/>
+              <w:right w:val="single" w:color="000000" w:sz="6"/>
+            </w:tcBorders>
+            <w:tcMar>
+              <w:top w:type="dxa" w:w="60"/>
+              <w:left w:type="dxa" w:w="90"/>
+              <w:bottom w:type="dxa" w:w="60"/>
+              <w:right w:type="dxa" w:w="90"/>
+            </w:tcMar>
+          </w:tcPr>
+          <w:p>
+            <w:r>
+              <w:rPr>
+                <w:rFonts w:ascii="Malgun Gothic" w:cs="Malgun Gothic" w:eastAsia="Malgun Gothic" w:hAnsi="Malgun Gothic"/>
+                <w:sz w:val="20"/>
+                <w:szCs w:val="20"/>
+              </w:rPr>
+              <w:t xml:space="preserve">src/ntrip_client/launch/ntrip_client_launch.py:63-76</w:t>
             </w:r>
           </w:p>
         </w:tc>
@@ -11388,230 +11192,109 @@
                 <w:sz w:val="20"/>
                 <w:szCs w:val="20"/>
               </w:rPr>
-              <w:t xml:space="preserve">이미 경계 밖</w:t>
-            </w:r>
-          </w:p>
-        </w:tc>
-        <w:tc>
-          <w:tcPr>
-            <w:tcW w:type="dxa" w:w="2340"/>
-            <w:tcBorders>
-              <w:top w:val="single" w:color="000000" w:sz="6"/>
-              <w:left w:val="single" w:color="000000" w:sz="6"/>
-              <w:bottom w:val="single" w:color="000000" w:sz="6"/>
-              <w:right w:val="single" w:color="000000" w:sz="6"/>
-            </w:tcBorders>
-            <w:tcMar>
-              <w:top w:type="dxa" w:w="60"/>
-              <w:left w:type="dxa" w:w="90"/>
-              <w:bottom w:type="dxa" w:w="60"/>
-              <w:right w:type="dxa" w:w="90"/>
-            </w:tcMar>
-          </w:tcPr>
-          <w:p>
-            <w:r>
-              <w:rPr>
-                <w:rFonts w:ascii="Malgun Gothic" w:cs="Malgun Gothic" w:eastAsia="Malgun Gothic" w:hAnsi="Malgun Gothic"/>
-                <w:sz w:val="20"/>
-                <w:szCs w:val="20"/>
-              </w:rPr>
-              <w:t xml:space="preserve">레이 캐스팅</w:t>
-            </w:r>
-          </w:p>
-        </w:tc>
-        <w:tc>
-          <w:tcPr>
-            <w:tcW w:type="dxa" w:w="2340"/>
-            <w:tcBorders>
-              <w:top w:val="single" w:color="000000" w:sz="6"/>
-              <w:left w:val="single" w:color="000000" w:sz="6"/>
-              <w:bottom w:val="single" w:color="000000" w:sz="6"/>
-              <w:right w:val="single" w:color="000000" w:sz="6"/>
-            </w:tcBorders>
-            <w:tcMar>
-              <w:top w:type="dxa" w:w="60"/>
-              <w:left w:type="dxa" w:w="90"/>
-              <w:bottom w:type="dxa" w:w="60"/>
-              <w:right w:type="dxa" w:w="90"/>
-            </w:tcMar>
-          </w:tcPr>
-          <w:p>
-            <w:r>
-              <w:rPr>
-                <w:rFonts w:ascii="Malgun Gothic" w:cs="Malgun Gothic" w:eastAsia="Malgun Gothic" w:hAnsi="Malgun Gothic"/>
-                <w:sz w:val="20"/>
-                <w:szCs w:val="20"/>
-              </w:rPr>
-              <w:t xml:space="preserve">지오펜스 빈 배열 + ERROR (웨이포인트로 복귀)</w:t>
-            </w:r>
-          </w:p>
-        </w:tc>
-        <w:tc>
-          <w:tcPr>
-            <w:tcW w:type="dxa" w:w="2340"/>
-            <w:tcBorders>
-              <w:top w:val="single" w:color="000000" w:sz="6"/>
-              <w:left w:val="single" w:color="000000" w:sz="6"/>
-              <w:bottom w:val="single" w:color="000000" w:sz="6"/>
-              <w:right w:val="single" w:color="000000" w:sz="6"/>
-            </w:tcBorders>
-            <w:tcMar>
-              <w:top w:type="dxa" w:w="60"/>
-              <w:left w:type="dxa" w:w="90"/>
-              <w:bottom w:type="dxa" w:w="60"/>
-              <w:right w:type="dxa" w:w="90"/>
-            </w:tcMar>
-          </w:tcPr>
-          <w:p>
-            <w:r>
-              <w:rPr>
-                <w:rFonts w:ascii="Malgun Gothic" w:cs="Malgun Gothic" w:eastAsia="Malgun Gothic" w:hAnsi="Malgun Gothic"/>
-                <w:sz w:val="20"/>
-                <w:szCs w:val="20"/>
-              </w:rPr>
-              <w:t xml:space="preserve">src/north_goal_angle/north_goal_angle/north_goal_angle.py:342-347</w:t>
-            </w:r>
-          </w:p>
-        </w:tc>
-      </w:tr>
-      <w:tr>
-        <w:tc>
-          <w:tcPr>
-            <w:tcW w:type="dxa" w:w="2340"/>
-            <w:tcBorders>
-              <w:top w:val="single" w:color="000000" w:sz="6"/>
-              <w:left w:val="single" w:color="000000" w:sz="6"/>
-              <w:bottom w:val="single" w:color="000000" w:sz="6"/>
-              <w:right w:val="single" w:color="000000" w:sz="6"/>
-            </w:tcBorders>
-            <w:tcMar>
-              <w:top w:type="dxa" w:w="60"/>
-              <w:left w:type="dxa" w:w="90"/>
-              <w:bottom w:type="dxa" w:w="60"/>
-              <w:right w:type="dxa" w:w="90"/>
-            </w:tcMar>
-          </w:tcPr>
-          <w:p>
-            <w:r>
-              <w:rPr>
-                <w:rFonts w:ascii="Malgun Gothic" w:cs="Malgun Gothic" w:eastAsia="Malgun Gothic" w:hAnsi="Malgun Gothic"/>
-                <w:sz w:val="20"/>
-                <w:szCs w:val="20"/>
-              </w:rPr>
-              <w:t xml:space="preserve">지오펜스 구독자 0</w:t>
-            </w:r>
-          </w:p>
-        </w:tc>
-        <w:tc>
-          <w:tcPr>
-            <w:tcW w:type="dxa" w:w="2340"/>
-            <w:tcBorders>
-              <w:top w:val="single" w:color="000000" w:sz="6"/>
-              <w:left w:val="single" w:color="000000" w:sz="6"/>
-              <w:bottom w:val="single" w:color="000000" w:sz="6"/>
-              <w:right w:val="single" w:color="000000" w:sz="6"/>
-            </w:tcBorders>
-            <w:tcMar>
-              <w:top w:type="dxa" w:w="60"/>
-              <w:left w:type="dxa" w:w="90"/>
-              <w:bottom w:type="dxa" w:w="60"/>
-              <w:right w:type="dxa" w:w="90"/>
-            </w:tcMar>
-          </w:tcPr>
-          <w:p>
+              <w:t xml:space="preserve">NTRIP 세션 끊김</w:t>
+            </w:r>
+          </w:p>
+        </w:tc>
+        <w:tc>
+          <w:tcPr>
+            <w:tcW w:type="dxa" w:w="2340"/>
+            <w:tcBorders>
+              <w:top w:val="single" w:color="000000" w:sz="6"/>
+              <w:left w:val="single" w:color="000000" w:sz="6"/>
+              <w:bottom w:val="single" w:color="000000" w:sz="6"/>
+              <w:right w:val="single" w:color="000000" w:sz="6"/>
+            </w:tcBorders>
+            <w:tcMar>
+              <w:top w:type="dxa" w:w="60"/>
+              <w:left w:type="dxa" w:w="90"/>
+              <w:bottom w:type="dxa" w:w="60"/>
+              <w:right w:type="dxa" w:w="90"/>
+            </w:tcMar>
+          </w:tcPr>
+          <w:p>
+            <w:r>
+              <w:rPr>
+                <w:rFonts w:ascii="Malgun Gothic" w:cs="Malgun Gothic" w:eastAsia="Malgun Gothic" w:hAnsi="Malgun Gothic"/>
+                <w:sz w:val="20"/>
+                <w:szCs w:val="20"/>
+              </w:rPr>
+              <w:t xml:space="preserve">드라이버 (</w:t>
+            </w:r>
             <w:r>
               <w:rPr>
                 <w:rFonts w:ascii="Consolas" w:cs="Consolas" w:eastAsia="Consolas" w:hAnsi="Consolas"/>
                 <w:sz w:val="18"/>
                 <w:szCs w:val="18"/>
               </w:rPr>
-              <w:t xml:space="preserve">get_subscription_count()</w:t>
-            </w:r>
-          </w:p>
-        </w:tc>
-        <w:tc>
-          <w:tcPr>
-            <w:tcW w:type="dxa" w:w="2340"/>
-            <w:tcBorders>
-              <w:top w:val="single" w:color="000000" w:sz="6"/>
-              <w:left w:val="single" w:color="000000" w:sz="6"/>
-              <w:bottom w:val="single" w:color="000000" w:sz="6"/>
-              <w:right w:val="single" w:color="000000" w:sz="6"/>
-            </w:tcBorders>
-            <w:tcMar>
-              <w:top w:type="dxa" w:w="60"/>
-              <w:left w:type="dxa" w:w="90"/>
-              <w:bottom w:type="dxa" w:w="60"/>
-              <w:right w:type="dxa" w:w="90"/>
-            </w:tcMar>
-          </w:tcPr>
-          <w:p>
-            <w:r>
-              <w:rPr>
-                <w:rFonts w:ascii="Malgun Gothic" w:cs="Malgun Gothic" w:eastAsia="Malgun Gothic" w:hAnsi="Malgun Gothic"/>
-                <w:sz w:val="20"/>
-                <w:szCs w:val="20"/>
-              </w:rPr>
-              <w:t xml:space="preserve">부팅 5 s 후 ERROR 반복</w:t>
-            </w:r>
-          </w:p>
-        </w:tc>
-        <w:tc>
-          <w:tcPr>
-            <w:tcW w:type="dxa" w:w="2340"/>
-            <w:tcBorders>
-              <w:top w:val="single" w:color="000000" w:sz="6"/>
-              <w:left w:val="single" w:color="000000" w:sz="6"/>
-              <w:bottom w:val="single" w:color="000000" w:sz="6"/>
-              <w:right w:val="single" w:color="000000" w:sz="6"/>
-            </w:tcBorders>
-            <w:tcMar>
-              <w:top w:type="dxa" w:w="60"/>
-              <w:left w:type="dxa" w:w="90"/>
-              <w:bottom w:type="dxa" w:w="60"/>
-              <w:right w:type="dxa" w:w="90"/>
-            </w:tcMar>
-          </w:tcPr>
-          <w:p>
-            <w:r>
-              <w:rPr>
-                <w:rFonts w:ascii="Malgun Gothic" w:cs="Malgun Gothic" w:eastAsia="Malgun Gothic" w:hAnsi="Malgun Gothic"/>
-                <w:sz w:val="20"/>
-                <w:szCs w:val="20"/>
-              </w:rPr>
-              <w:t xml:space="preserve">src/north_goal_angle/north_goal_angle/north_goal_angle.py:376-381</w:t>
+              <w:t xml:space="preserve">rtcm_timeout_seconds</w:t>
+            </w:r>
+            <w:r>
+              <w:rPr>
+                <w:rFonts w:ascii="Malgun Gothic" w:cs="Malgun Gothic" w:eastAsia="Malgun Gothic" w:hAnsi="Malgun Gothic"/>
+                <w:sz w:val="20"/>
+                <w:szCs w:val="20"/>
+              </w:rPr>
+              <w:t xml:space="preserve"> 4)</w:t>
+            </w:r>
+          </w:p>
+        </w:tc>
+        <w:tc>
+          <w:tcPr>
+            <w:tcW w:type="dxa" w:w="2340"/>
+            <w:tcBorders>
+              <w:top w:val="single" w:color="000000" w:sz="6"/>
+              <w:left w:val="single" w:color="000000" w:sz="6"/>
+              <w:bottom w:val="single" w:color="000000" w:sz="6"/>
+              <w:right w:val="single" w:color="000000" w:sz="6"/>
+            </w:tcBorders>
+            <w:tcMar>
+              <w:top w:type="dxa" w:w="60"/>
+              <w:left w:type="dxa" w:w="90"/>
+              <w:bottom w:type="dxa" w:w="60"/>
+              <w:right w:type="dxa" w:w="90"/>
+            </w:tcMar>
+          </w:tcPr>
+          <w:p>
+            <w:r>
+              <w:rPr>
+                <w:rFonts w:ascii="Malgun Gothic" w:cs="Malgun Gothic" w:eastAsia="Malgun Gothic" w:hAnsi="Malgun Gothic"/>
+                <w:sz w:val="20"/>
+                <w:szCs w:val="20"/>
+              </w:rPr>
+              <w:t xml:space="preserve">5 s 간격 10회 재연결. 마운트포인트 오류(404)는 재시도 없이 종료</w:t>
+            </w:r>
+          </w:p>
+        </w:tc>
+        <w:tc>
+          <w:tcPr>
+            <w:tcW w:type="dxa" w:w="2340"/>
+            <w:tcBorders>
+              <w:top w:val="single" w:color="000000" w:sz="6"/>
+              <w:left w:val="single" w:color="000000" w:sz="6"/>
+              <w:bottom w:val="single" w:color="000000" w:sz="6"/>
+              <w:right w:val="single" w:color="000000" w:sz="6"/>
+            </w:tcBorders>
+            <w:tcMar>
+              <w:top w:type="dxa" w:w="60"/>
+              <w:left w:type="dxa" w:w="90"/>
+              <w:bottom w:type="dxa" w:w="60"/>
+              <w:right w:type="dxa" w:w="90"/>
+            </w:tcMar>
+          </w:tcPr>
+          <w:p>
+            <w:r>
+              <w:rPr>
+                <w:rFonts w:ascii="Malgun Gothic" w:cs="Malgun Gothic" w:eastAsia="Malgun Gothic" w:hAnsi="Malgun Gothic"/>
+                <w:sz w:val="20"/>
+                <w:szCs w:val="20"/>
+              </w:rPr>
+              <w:t xml:space="preserve">src/ntrip_client/launch/ntrip_client_launch.py:101-105</w:t>
             </w:r>
           </w:p>
         </w:tc>
       </w:tr>
       <w:tr>
-        <w:tc>
-          <w:tcPr>
-            <w:tcW w:type="dxa" w:w="2340"/>
-            <w:tcBorders>
-              <w:top w:val="single" w:color="000000" w:sz="6"/>
-              <w:left w:val="single" w:color="000000" w:sz="6"/>
-              <w:bottom w:val="single" w:color="000000" w:sz="6"/>
-              <w:right w:val="single" w:color="000000" w:sz="6"/>
-            </w:tcBorders>
-            <w:tcMar>
-              <w:top w:type="dxa" w:w="60"/>
-              <w:left w:type="dxa" w:w="90"/>
-              <w:bottom w:type="dxa" w:w="60"/>
-              <w:right w:type="dxa" w:w="90"/>
-            </w:tcMar>
-          </w:tcPr>
-          <w:p>
-            <w:r>
-              <w:rPr>
-                <w:rFonts w:ascii="Malgun Gothic" w:cs="Malgun Gothic" w:eastAsia="Malgun Gothic" w:hAnsi="Malgun Gothic"/>
-                <w:sz w:val="20"/>
-                <w:szCs w:val="20"/>
-              </w:rPr>
-              <w:t xml:space="preserve">웨이포인트 파일 오류</w:t>
-            </w:r>
-          </w:p>
-        </w:tc>
         <w:tc>
           <w:tcPr>
             <w:tcW w:type="dxa" w:w="2340"/>
@@ -11635,61 +11318,96 @@
                 <w:sz w:val="18"/>
                 <w:szCs w:val="18"/>
               </w:rPr>
-              <w:t xml:space="preserve">parse_waypoints</w:t>
-            </w:r>
-          </w:p>
-        </w:tc>
-        <w:tc>
-          <w:tcPr>
-            <w:tcW w:type="dxa" w:w="2340"/>
-            <w:tcBorders>
-              <w:top w:val="single" w:color="000000" w:sz="6"/>
-              <w:left w:val="single" w:color="000000" w:sz="6"/>
-              <w:bottom w:val="single" w:color="000000" w:sz="6"/>
-              <w:right w:val="single" w:color="000000" w:sz="6"/>
-            </w:tcBorders>
-            <w:tcMar>
-              <w:top w:type="dxa" w:w="60"/>
-              <w:left w:type="dxa" w:w="90"/>
-              <w:bottom w:type="dxa" w:w="60"/>
-              <w:right w:type="dxa" w:w="90"/>
-            </w:tcMar>
-          </w:tcPr>
-          <w:p>
-            <w:r>
-              <w:rPr>
-                <w:rFonts w:ascii="Malgun Gothic" w:cs="Malgun Gothic" w:eastAsia="Malgun Gothic" w:hAnsi="Malgun Gothic"/>
-                <w:sz w:val="20"/>
-                <w:szCs w:val="20"/>
-              </w:rPr>
-              <w:t xml:space="preserve">위치·이유 ERROR 후 노드 기동 거부</w:t>
-            </w:r>
-          </w:p>
-        </w:tc>
-        <w:tc>
-          <w:tcPr>
-            <w:tcW w:type="dxa" w:w="2340"/>
-            <w:tcBorders>
-              <w:top w:val="single" w:color="000000" w:sz="6"/>
-              <w:left w:val="single" w:color="000000" w:sz="6"/>
-              <w:bottom w:val="single" w:color="000000" w:sz="6"/>
-              <w:right w:val="single" w:color="000000" w:sz="6"/>
-            </w:tcBorders>
-            <w:tcMar>
-              <w:top w:type="dxa" w:w="60"/>
-              <w:left w:type="dxa" w:w="90"/>
-              <w:bottom w:type="dxa" w:w="60"/>
-              <w:right w:type="dxa" w:w="90"/>
-            </w:tcMar>
-          </w:tcPr>
-          <w:p>
-            <w:r>
-              <w:rPr>
-                <w:rFonts w:ascii="Malgun Gothic" w:cs="Malgun Gothic" w:eastAsia="Malgun Gothic" w:hAnsi="Malgun Gothic"/>
-                <w:sz w:val="20"/>
-                <w:szCs w:val="20"/>
-              </w:rPr>
-              <w:t xml:space="preserve">src/north_goal_angle/north_goal_angle/north_goal_angle.py:212-229</w:t>
+              <w:t xml:space="preserve">/imu/yaw</w:t>
+            </w:r>
+            <w:r>
+              <w:rPr>
+                <w:rFonts w:ascii="Malgun Gothic" w:cs="Malgun Gothic" w:eastAsia="Malgun Gothic" w:hAnsi="Malgun Gothic"/>
+                <w:sz w:val="20"/>
+                <w:szCs w:val="20"/>
+              </w:rPr>
+              <w:t xml:space="preserve"> 없음·0.5 s 초과</w:t>
+            </w:r>
+          </w:p>
+        </w:tc>
+        <w:tc>
+          <w:tcPr>
+            <w:tcW w:type="dxa" w:w="2340"/>
+            <w:tcBorders>
+              <w:top w:val="single" w:color="000000" w:sz="6"/>
+              <w:left w:val="single" w:color="000000" w:sz="6"/>
+              <w:bottom w:val="single" w:color="000000" w:sz="6"/>
+              <w:right w:val="single" w:color="000000" w:sz="6"/>
+            </w:tcBorders>
+            <w:tcMar>
+              <w:top w:type="dxa" w:w="60"/>
+              <w:left w:type="dxa" w:w="90"/>
+              <w:bottom w:type="dxa" w:w="60"/>
+              <w:right w:type="dxa" w:w="90"/>
+            </w:tcMar>
+          </w:tcPr>
+          <w:p>
+            <w:r>
+              <w:rPr>
+                <w:rFonts w:ascii="Malgun Gothic" w:cs="Malgun Gothic" w:eastAsia="Malgun Gothic" w:hAnsi="Malgun Gothic"/>
+                <w:sz w:val="20"/>
+                <w:szCs w:val="20"/>
+              </w:rPr>
+              <w:t xml:space="preserve">마지막 수신 시각</w:t>
+            </w:r>
+          </w:p>
+        </w:tc>
+        <w:tc>
+          <w:tcPr>
+            <w:tcW w:type="dxa" w:w="2340"/>
+            <w:tcBorders>
+              <w:top w:val="single" w:color="000000" w:sz="6"/>
+              <w:left w:val="single" w:color="000000" w:sz="6"/>
+              <w:bottom w:val="single" w:color="000000" w:sz="6"/>
+              <w:right w:val="single" w:color="000000" w:sz="6"/>
+            </w:tcBorders>
+            <w:tcMar>
+              <w:top w:type="dxa" w:w="60"/>
+              <w:left w:type="dxa" w:w="90"/>
+              <w:bottom w:type="dxa" w:w="60"/>
+              <w:right w:type="dxa" w:w="90"/>
+            </w:tcMar>
+          </w:tcPr>
+          <w:p>
+            <w:r>
+              <w:rPr>
+                <w:rFonts w:ascii="Malgun Gothic" w:cs="Malgun Gothic" w:eastAsia="Malgun Gothic" w:hAnsi="Malgun Gothic"/>
+                <w:sz w:val="20"/>
+                <w:szCs w:val="20"/>
+              </w:rPr>
+              <w:t xml:space="preserve">지오펜스 빈 배열</w:t>
+            </w:r>
+          </w:p>
+        </w:tc>
+        <w:tc>
+          <w:tcPr>
+            <w:tcW w:type="dxa" w:w="2340"/>
+            <w:tcBorders>
+              <w:top w:val="single" w:color="000000" w:sz="6"/>
+              <w:left w:val="single" w:color="000000" w:sz="6"/>
+              <w:bottom w:val="single" w:color="000000" w:sz="6"/>
+              <w:right w:val="single" w:color="000000" w:sz="6"/>
+            </w:tcBorders>
+            <w:tcMar>
+              <w:top w:type="dxa" w:w="60"/>
+              <w:left w:type="dxa" w:w="90"/>
+              <w:bottom w:type="dxa" w:w="60"/>
+              <w:right w:type="dxa" w:w="90"/>
+            </w:tcMar>
+          </w:tcPr>
+          <w:p>
+            <w:r>
+              <w:rPr>
+                <w:rFonts w:ascii="Malgun Gothic" w:cs="Malgun Gothic" w:eastAsia="Malgun Gothic" w:hAnsi="Malgun Gothic"/>
+                <w:sz w:val="20"/>
+                <w:szCs w:val="20"/>
+              </w:rPr>
+              <w:t xml:space="preserve">src/north_goal_angle/north_goal_angle/north_goal_angle.py:367-377</w:t>
             </w:r>
           </w:p>
         </w:tc>
@@ -11718,7 +11436,117 @@
                 <w:sz w:val="20"/>
                 <w:szCs w:val="20"/>
               </w:rPr>
-              <w:t xml:space="preserve">RC 가 AUTO 아님</w:t>
+              <w:t xml:space="preserve">이미 경계 밖</w:t>
+            </w:r>
+          </w:p>
+        </w:tc>
+        <w:tc>
+          <w:tcPr>
+            <w:tcW w:type="dxa" w:w="2340"/>
+            <w:tcBorders>
+              <w:top w:val="single" w:color="000000" w:sz="6"/>
+              <w:left w:val="single" w:color="000000" w:sz="6"/>
+              <w:bottom w:val="single" w:color="000000" w:sz="6"/>
+              <w:right w:val="single" w:color="000000" w:sz="6"/>
+            </w:tcBorders>
+            <w:tcMar>
+              <w:top w:type="dxa" w:w="60"/>
+              <w:left w:type="dxa" w:w="90"/>
+              <w:bottom w:type="dxa" w:w="60"/>
+              <w:right w:type="dxa" w:w="90"/>
+            </w:tcMar>
+          </w:tcPr>
+          <w:p>
+            <w:r>
+              <w:rPr>
+                <w:rFonts w:ascii="Malgun Gothic" w:cs="Malgun Gothic" w:eastAsia="Malgun Gothic" w:hAnsi="Malgun Gothic"/>
+                <w:sz w:val="20"/>
+                <w:szCs w:val="20"/>
+              </w:rPr>
+              <w:t xml:space="preserve">레이 캐스팅</w:t>
+            </w:r>
+          </w:p>
+        </w:tc>
+        <w:tc>
+          <w:tcPr>
+            <w:tcW w:type="dxa" w:w="2340"/>
+            <w:tcBorders>
+              <w:top w:val="single" w:color="000000" w:sz="6"/>
+              <w:left w:val="single" w:color="000000" w:sz="6"/>
+              <w:bottom w:val="single" w:color="000000" w:sz="6"/>
+              <w:right w:val="single" w:color="000000" w:sz="6"/>
+            </w:tcBorders>
+            <w:tcMar>
+              <w:top w:type="dxa" w:w="60"/>
+              <w:left w:type="dxa" w:w="90"/>
+              <w:bottom w:type="dxa" w:w="60"/>
+              <w:right w:type="dxa" w:w="90"/>
+            </w:tcMar>
+          </w:tcPr>
+          <w:p>
+            <w:r>
+              <w:rPr>
+                <w:rFonts w:ascii="Malgun Gothic" w:cs="Malgun Gothic" w:eastAsia="Malgun Gothic" w:hAnsi="Malgun Gothic"/>
+                <w:sz w:val="20"/>
+                <w:szCs w:val="20"/>
+              </w:rPr>
+              <w:t xml:space="preserve">지오펜스 빈 배열 + ERROR (웨이포인트로 복귀)</w:t>
+            </w:r>
+          </w:p>
+        </w:tc>
+        <w:tc>
+          <w:tcPr>
+            <w:tcW w:type="dxa" w:w="2340"/>
+            <w:tcBorders>
+              <w:top w:val="single" w:color="000000" w:sz="6"/>
+              <w:left w:val="single" w:color="000000" w:sz="6"/>
+              <w:bottom w:val="single" w:color="000000" w:sz="6"/>
+              <w:right w:val="single" w:color="000000" w:sz="6"/>
+            </w:tcBorders>
+            <w:tcMar>
+              <w:top w:type="dxa" w:w="60"/>
+              <w:left w:type="dxa" w:w="90"/>
+              <w:bottom w:type="dxa" w:w="60"/>
+              <w:right w:type="dxa" w:w="90"/>
+            </w:tcMar>
+          </w:tcPr>
+          <w:p>
+            <w:r>
+              <w:rPr>
+                <w:rFonts w:ascii="Malgun Gothic" w:cs="Malgun Gothic" w:eastAsia="Malgun Gothic" w:hAnsi="Malgun Gothic"/>
+                <w:sz w:val="20"/>
+                <w:szCs w:val="20"/>
+              </w:rPr>
+              <w:t xml:space="preserve">src/north_goal_angle/north_goal_angle/north_goal_angle.py:381-386</w:t>
+            </w:r>
+          </w:p>
+        </w:tc>
+      </w:tr>
+      <w:tr>
+        <w:tc>
+          <w:tcPr>
+            <w:tcW w:type="dxa" w:w="2340"/>
+            <w:tcBorders>
+              <w:top w:val="single" w:color="000000" w:sz="6"/>
+              <w:left w:val="single" w:color="000000" w:sz="6"/>
+              <w:bottom w:val="single" w:color="000000" w:sz="6"/>
+              <w:right w:val="single" w:color="000000" w:sz="6"/>
+            </w:tcBorders>
+            <w:tcMar>
+              <w:top w:type="dxa" w:w="60"/>
+              <w:left w:type="dxa" w:w="90"/>
+              <w:bottom w:type="dxa" w:w="60"/>
+              <w:right w:type="dxa" w:w="90"/>
+            </w:tcMar>
+          </w:tcPr>
+          <w:p>
+            <w:r>
+              <w:rPr>
+                <w:rFonts w:ascii="Malgun Gothic" w:cs="Malgun Gothic" w:eastAsia="Malgun Gothic" w:hAnsi="Malgun Gothic"/>
+                <w:sz w:val="20"/>
+                <w:szCs w:val="20"/>
+              </w:rPr>
+              <w:t xml:space="preserve">지오펜스 구독자 0</w:t>
             </w:r>
           </w:p>
         </w:tc>
@@ -11745,6 +11573,226 @@
                 <w:sz w:val="18"/>
                 <w:szCs w:val="18"/>
               </w:rPr>
+              <w:t xml:space="preserve">get_subscription_count()</w:t>
+            </w:r>
+          </w:p>
+        </w:tc>
+        <w:tc>
+          <w:tcPr>
+            <w:tcW w:type="dxa" w:w="2340"/>
+            <w:tcBorders>
+              <w:top w:val="single" w:color="000000" w:sz="6"/>
+              <w:left w:val="single" w:color="000000" w:sz="6"/>
+              <w:bottom w:val="single" w:color="000000" w:sz="6"/>
+              <w:right w:val="single" w:color="000000" w:sz="6"/>
+            </w:tcBorders>
+            <w:tcMar>
+              <w:top w:type="dxa" w:w="60"/>
+              <w:left w:type="dxa" w:w="90"/>
+              <w:bottom w:type="dxa" w:w="60"/>
+              <w:right w:type="dxa" w:w="90"/>
+            </w:tcMar>
+          </w:tcPr>
+          <w:p>
+            <w:r>
+              <w:rPr>
+                <w:rFonts w:ascii="Malgun Gothic" w:cs="Malgun Gothic" w:eastAsia="Malgun Gothic" w:hAnsi="Malgun Gothic"/>
+                <w:sz w:val="20"/>
+                <w:szCs w:val="20"/>
+              </w:rPr>
+              <w:t xml:space="preserve">부팅 5 s 후 ERROR 반복</w:t>
+            </w:r>
+          </w:p>
+        </w:tc>
+        <w:tc>
+          <w:tcPr>
+            <w:tcW w:type="dxa" w:w="2340"/>
+            <w:tcBorders>
+              <w:top w:val="single" w:color="000000" w:sz="6"/>
+              <w:left w:val="single" w:color="000000" w:sz="6"/>
+              <w:bottom w:val="single" w:color="000000" w:sz="6"/>
+              <w:right w:val="single" w:color="000000" w:sz="6"/>
+            </w:tcBorders>
+            <w:tcMar>
+              <w:top w:type="dxa" w:w="60"/>
+              <w:left w:type="dxa" w:w="90"/>
+              <w:bottom w:type="dxa" w:w="60"/>
+              <w:right w:type="dxa" w:w="90"/>
+            </w:tcMar>
+          </w:tcPr>
+          <w:p>
+            <w:r>
+              <w:rPr>
+                <w:rFonts w:ascii="Malgun Gothic" w:cs="Malgun Gothic" w:eastAsia="Malgun Gothic" w:hAnsi="Malgun Gothic"/>
+                <w:sz w:val="20"/>
+                <w:szCs w:val="20"/>
+              </w:rPr>
+              <w:t xml:space="preserve">src/north_goal_angle/north_goal_angle/north_goal_angle.py:415-420</w:t>
+            </w:r>
+          </w:p>
+        </w:tc>
+      </w:tr>
+      <w:tr>
+        <w:tc>
+          <w:tcPr>
+            <w:tcW w:type="dxa" w:w="2340"/>
+            <w:tcBorders>
+              <w:top w:val="single" w:color="000000" w:sz="6"/>
+              <w:left w:val="single" w:color="000000" w:sz="6"/>
+              <w:bottom w:val="single" w:color="000000" w:sz="6"/>
+              <w:right w:val="single" w:color="000000" w:sz="6"/>
+            </w:tcBorders>
+            <w:tcMar>
+              <w:top w:type="dxa" w:w="60"/>
+              <w:left w:type="dxa" w:w="90"/>
+              <w:bottom w:type="dxa" w:w="60"/>
+              <w:right w:type="dxa" w:w="90"/>
+            </w:tcMar>
+          </w:tcPr>
+          <w:p>
+            <w:r>
+              <w:rPr>
+                <w:rFonts w:ascii="Malgun Gothic" w:cs="Malgun Gothic" w:eastAsia="Malgun Gothic" w:hAnsi="Malgun Gothic"/>
+                <w:sz w:val="20"/>
+                <w:szCs w:val="20"/>
+              </w:rPr>
+              <w:t xml:space="preserve">웨이포인트 파일 오류</w:t>
+            </w:r>
+          </w:p>
+        </w:tc>
+        <w:tc>
+          <w:tcPr>
+            <w:tcW w:type="dxa" w:w="2340"/>
+            <w:tcBorders>
+              <w:top w:val="single" w:color="000000" w:sz="6"/>
+              <w:left w:val="single" w:color="000000" w:sz="6"/>
+              <w:bottom w:val="single" w:color="000000" w:sz="6"/>
+              <w:right w:val="single" w:color="000000" w:sz="6"/>
+            </w:tcBorders>
+            <w:tcMar>
+              <w:top w:type="dxa" w:w="60"/>
+              <w:left w:type="dxa" w:w="90"/>
+              <w:bottom w:type="dxa" w:w="60"/>
+              <w:right w:type="dxa" w:w="90"/>
+            </w:tcMar>
+          </w:tcPr>
+          <w:p>
+            <w:r>
+              <w:rPr>
+                <w:rFonts w:ascii="Consolas" w:cs="Consolas" w:eastAsia="Consolas" w:hAnsi="Consolas"/>
+                <w:sz w:val="18"/>
+                <w:szCs w:val="18"/>
+              </w:rPr>
+              <w:t xml:space="preserve">parse_waypoints</w:t>
+            </w:r>
+          </w:p>
+        </w:tc>
+        <w:tc>
+          <w:tcPr>
+            <w:tcW w:type="dxa" w:w="2340"/>
+            <w:tcBorders>
+              <w:top w:val="single" w:color="000000" w:sz="6"/>
+              <w:left w:val="single" w:color="000000" w:sz="6"/>
+              <w:bottom w:val="single" w:color="000000" w:sz="6"/>
+              <w:right w:val="single" w:color="000000" w:sz="6"/>
+            </w:tcBorders>
+            <w:tcMar>
+              <w:top w:type="dxa" w:w="60"/>
+              <w:left w:type="dxa" w:w="90"/>
+              <w:bottom w:type="dxa" w:w="60"/>
+              <w:right w:type="dxa" w:w="90"/>
+            </w:tcMar>
+          </w:tcPr>
+          <w:p>
+            <w:r>
+              <w:rPr>
+                <w:rFonts w:ascii="Malgun Gothic" w:cs="Malgun Gothic" w:eastAsia="Malgun Gothic" w:hAnsi="Malgun Gothic"/>
+                <w:sz w:val="20"/>
+                <w:szCs w:val="20"/>
+              </w:rPr>
+              <w:t xml:space="preserve">위치·이유 ERROR 후 노드 기동 거부</w:t>
+            </w:r>
+          </w:p>
+        </w:tc>
+        <w:tc>
+          <w:tcPr>
+            <w:tcW w:type="dxa" w:w="2340"/>
+            <w:tcBorders>
+              <w:top w:val="single" w:color="000000" w:sz="6"/>
+              <w:left w:val="single" w:color="000000" w:sz="6"/>
+              <w:bottom w:val="single" w:color="000000" w:sz="6"/>
+              <w:right w:val="single" w:color="000000" w:sz="6"/>
+            </w:tcBorders>
+            <w:tcMar>
+              <w:top w:type="dxa" w:w="60"/>
+              <w:left w:type="dxa" w:w="90"/>
+              <w:bottom w:type="dxa" w:w="60"/>
+              <w:right w:type="dxa" w:w="90"/>
+            </w:tcMar>
+          </w:tcPr>
+          <w:p>
+            <w:r>
+              <w:rPr>
+                <w:rFonts w:ascii="Malgun Gothic" w:cs="Malgun Gothic" w:eastAsia="Malgun Gothic" w:hAnsi="Malgun Gothic"/>
+                <w:sz w:val="20"/>
+                <w:szCs w:val="20"/>
+              </w:rPr>
+              <w:t xml:space="preserve">src/north_goal_angle/north_goal_angle/north_goal_angle.py:231-248</w:t>
+            </w:r>
+          </w:p>
+        </w:tc>
+      </w:tr>
+      <w:tr>
+        <w:tc>
+          <w:tcPr>
+            <w:tcW w:type="dxa" w:w="2340"/>
+            <w:tcBorders>
+              <w:top w:val="single" w:color="000000" w:sz="6"/>
+              <w:left w:val="single" w:color="000000" w:sz="6"/>
+              <w:bottom w:val="single" w:color="000000" w:sz="6"/>
+              <w:right w:val="single" w:color="000000" w:sz="6"/>
+            </w:tcBorders>
+            <w:tcMar>
+              <w:top w:type="dxa" w:w="60"/>
+              <w:left w:type="dxa" w:w="90"/>
+              <w:bottom w:type="dxa" w:w="60"/>
+              <w:right w:type="dxa" w:w="90"/>
+            </w:tcMar>
+          </w:tcPr>
+          <w:p>
+            <w:r>
+              <w:rPr>
+                <w:rFonts w:ascii="Malgun Gothic" w:cs="Malgun Gothic" w:eastAsia="Malgun Gothic" w:hAnsi="Malgun Gothic"/>
+                <w:sz w:val="20"/>
+                <w:szCs w:val="20"/>
+              </w:rPr>
+              <w:t xml:space="preserve">RC 가 AUTO 아님</w:t>
+            </w:r>
+          </w:p>
+        </w:tc>
+        <w:tc>
+          <w:tcPr>
+            <w:tcW w:type="dxa" w:w="2340"/>
+            <w:tcBorders>
+              <w:top w:val="single" w:color="000000" w:sz="6"/>
+              <w:left w:val="single" w:color="000000" w:sz="6"/>
+              <w:bottom w:val="single" w:color="000000" w:sz="6"/>
+              <w:right w:val="single" w:color="000000" w:sz="6"/>
+            </w:tcBorders>
+            <w:tcMar>
+              <w:top w:type="dxa" w:w="60"/>
+              <w:left w:type="dxa" w:w="90"/>
+              <w:bottom w:type="dxa" w:w="60"/>
+              <w:right w:type="dxa" w:w="90"/>
+            </w:tcMar>
+          </w:tcPr>
+          <w:p>
+            <w:r>
+              <w:rPr>
+                <w:rFonts w:ascii="Consolas" w:cs="Consolas" w:eastAsia="Consolas" w:hAnsi="Consolas"/>
+                <w:sz w:val="18"/>
+                <w:szCs w:val="18"/>
+              </w:rPr>
               <w:t xml:space="preserve">/boat_mode</w:t>
             </w:r>
             <w:r>
@@ -11807,7 +11855,7 @@
                 <w:sz w:val="20"/>
                 <w:szCs w:val="20"/>
               </w:rPr>
-              <w:t xml:space="preserve">src/north_goal_angle/north_goal_angle/north_goal_angle.py:435-444</w:t>
+              <w:t xml:space="preserve">src/north_goal_angle/north_goal_angle/north_goal_angle.py:502-511</w:t>
             </w:r>
           </w:p>
         </w:tc>
@@ -17350,20 +17398,10 @@
       <w:r>
         <w:rPr>
           <w:rFonts w:ascii="Malgun Gothic" w:cs="Malgun Gothic" w:eastAsia="Malgun Gothic" w:hAnsi="Malgun Gothic"/>
-          <w:b/>
-          <w:bCs/>
-          <w:sz w:val="20"/>
-          <w:szCs w:val="20"/>
-        </w:rPr>
-        <w:t xml:space="preserve">fix 신선도 감시 없음.</w:t>
-      </w:r>
-      <w:r>
-        <w:rPr>
-          <w:rFonts w:ascii="Malgun Gothic" w:cs="Malgun Gothic" w:eastAsia="Malgun Gothic" w:hAnsi="Malgun Gothic"/>
-          <w:sz w:val="20"/>
-          <w:szCs w:val="20"/>
-        </w:rPr>
-        <w:t xml:space="preserve"> </w:t>
+          <w:sz w:val="20"/>
+          <w:szCs w:val="20"/>
+        </w:rPr>
+        <w:t xml:space="preserve">(해결 2026-10-29 b288014) fix 신선도 감시 — 받아들인 fix 가 </w:t>
       </w:r>
       <w:r>
         <w:rPr>
@@ -17371,15 +17409,32 @@
           <w:sz w:val="18"/>
           <w:szCs w:val="18"/>
         </w:rPr>
-        <w:t xml:space="preserve">/ublox_gps_node/fix</w:t>
-      </w:r>
-      <w:r>
-        <w:rPr>
-          <w:rFonts w:ascii="Malgun Gothic" w:cs="Malgun Gothic" w:eastAsia="Malgun Gothic" w:hAnsi="Malgun Gothic"/>
-          <w:sz w:val="20"/>
-          <w:szCs w:val="20"/>
-        </w:rPr>
-        <w:t xml:space="preserve"> 가 끊기거나 모든 프레임이 필터에 기각되면 </w:t>
+        <w:t xml:space="preserve">gps_stale_sec</w:t>
+      </w:r>
+      <w:r>
+        <w:rPr>
+          <w:rFonts w:ascii="Malgun Gothic" w:cs="Malgun Gothic" w:eastAsia="Malgun Gothic" w:hAnsi="Malgun Gothic"/>
+          <w:sz w:val="20"/>
+          <w:szCs w:val="20"/>
+        </w:rPr>
+        <w:t xml:space="preserve">(2.5 s) 넘게 없으면 위치 파생값만 멈춘다 </w:t>
+      </w:r>
+      <w:r>
+        <w:rPr>
+          <w:rFonts w:ascii="Malgun Gothic" w:cs="Malgun Gothic" w:eastAsia="Malgun Gothic" w:hAnsi="Malgun Gothic"/>
+          <w:color w:val="7F7F7F"/>
+          <w:sz w:val="16"/>
+          <w:szCs w:val="16"/>
+        </w:rPr>
+        <w:t xml:space="preserve">[근거: src/north_goal_angle/north_goal_angle/gps_guard.py:77]</w:t>
+      </w:r>
+      <w:r>
+        <w:rPr>
+          <w:rFonts w:ascii="Malgun Gothic" w:cs="Malgun Gothic" w:eastAsia="Malgun Gothic" w:hAnsi="Malgun Gothic"/>
+          <w:sz w:val="20"/>
+          <w:szCs w:val="20"/>
+        </w:rPr>
+        <w:t xml:space="preserve">. 남은 것: Ubuntu GPS USB 분리 실물 시험(다시 꽂았을 때 </w:t>
       </w:r>
       <w:r>
         <w:rPr>
@@ -17387,32 +17442,15 @@
           <w:sz w:val="18"/>
           <w:szCs w:val="18"/>
         </w:rPr>
-        <w:t xml:space="preserve">have_fix</w:t>
-      </w:r>
-      <w:r>
-        <w:rPr>
-          <w:rFonts w:ascii="Malgun Gothic" w:cs="Malgun Gothic" w:eastAsia="Malgun Gothic" w:hAnsi="Malgun Gothic"/>
-          <w:sz w:val="20"/>
-          <w:szCs w:val="20"/>
-        </w:rPr>
-        <w:t xml:space="preserve"> 가 true 로 남아 마지막 위치 기준 방위를 계속 낸다 </w:t>
-      </w:r>
-      <w:r>
-        <w:rPr>
-          <w:rFonts w:ascii="Malgun Gothic" w:cs="Malgun Gothic" w:eastAsia="Malgun Gothic" w:hAnsi="Malgun Gothic"/>
-          <w:color w:val="7F7F7F"/>
-          <w:sz w:val="16"/>
-          <w:szCs w:val="16"/>
-        </w:rPr>
-        <w:t xml:space="preserve">[근거: src/north_goal_angle/north_goal_angle/north_goal_angle.py:269-282]</w:t>
-      </w:r>
-      <w:r>
-        <w:rPr>
-          <w:rFonts w:ascii="Malgun Gothic" w:cs="Malgun Gothic" w:eastAsia="Malgun Gothic" w:hAnsi="Malgun Gothic"/>
-          <w:sz w:val="20"/>
-          <w:szCs w:val="20"/>
-        </w:rPr>
-        <w:t xml:space="preserve">. 코드 개선 대상인지 팀장 판단.</w:t>
+        <w:t xml:space="preserve">/fix</w:t>
+      </w:r>
+      <w:r>
+        <w:rPr>
+          <w:rFonts w:ascii="Malgun Gothic" w:cs="Malgun Gothic" w:eastAsia="Malgun Gothic" w:hAnsi="Malgun Gothic"/>
+          <w:sz w:val="20"/>
+          <w:szCs w:val="20"/>
+        </w:rPr>
+        <w:t xml:space="preserve"> 복구 여부), 그 뒤 ublox 재시작(C2).</w:t>
       </w:r>
     </w:p>
     <w:p>
@@ -17498,7 +17536,7 @@
           <w:sz w:val="16"/>
           <w:szCs w:val="16"/>
         </w:rPr>
-        <w:t xml:space="preserve">[근거: src/north_goal_angle/config/north_goal_angle.yaml:29-30]</w:t>
+        <w:t xml:space="preserve">[근거: src/north_goal_angle/config/north_goal_angle.yaml:35-36]</w:t>
       </w:r>
       <w:r>
         <w:rPr>
@@ -17553,7 +17591,7 @@
           <w:sz w:val="16"/>
           <w:szCs w:val="16"/>
         </w:rPr>
-        <w:t xml:space="preserve">[근거: src/north_goal_angle/north_goal_angle/north_goal_angle.py:387-388]</w:t>
+        <w:t xml:space="preserve">[근거: src/north_goal_angle/north_goal_angle/north_goal_angle.py:450-451]</w:t>
       </w:r>
       <w:r>
         <w:rPr>
@@ -17784,7 +17822,7 @@
           <w:sz w:val="16"/>
           <w:szCs w:val="16"/>
         </w:rPr>
-        <w:t xml:space="preserve">[근거: src/north_goal_angle/north_goal_angle/north_goal_angle.py:356]</w:t>
+        <w:t xml:space="preserve">[근거: src/north_goal_angle/north_goal_angle/north_goal_angle.py:395]</w:t>
       </w:r>
       <w:r>
         <w:rPr>
@@ -18084,7 +18122,7 @@
           <w:sz w:val="16"/>
           <w:szCs w:val="16"/>
         </w:rPr>
-        <w:t xml:space="preserve">[근거: src/north_goal_angle/north_goal_angle/north_goal_angle.py:172]</w:t>
+        <w:t xml:space="preserve">[근거: src/north_goal_angle/north_goal_angle/north_goal_angle.py:187]</w:t>
       </w:r>
       <w:r>
         <w:rPr>
